--- a/Ebbb-Aap/B204-AEj.docx
+++ b/Ebbb-Aap/B204-AEj.docx
@@ -1,28 +1,4456 @@
 
 <file path=word/document.xml><?xml version="1.0" encoding="utf-8"?>
-<w:document xmlns:wpc="http://schemas.microsoft.com/office/word/2010/wordprocessingCanvas" xmlns:cx="http://schemas.microsoft.com/office/drawing/2014/chartex" xmlns:cx1="http://schemas.microsoft.com/office/drawing/2015/9/8/chartex" xmlns:cx2="http://schemas.microsoft.com/office/drawing/2015/10/21/chartex" xmlns:cx3="http://schemas.microsoft.com/office/drawing/2016/5/9/chartex" xmlns:cx4="http://schemas.microsoft.com/office/drawing/2016/5/10/chartex" xmlns:cx5="http://schemas.microsoft.com/office/drawing/2016/5/11/chartex" xmlns:cx6="http://schemas.microsoft.com/office/drawing/2016/5/12/chartex" xmlns:cx7="http://schemas.microsoft.com/office/drawing/2016/5/13/chartex" xmlns:cx8="http://schemas.microsoft.com/office/drawing/2016/5/14/chartex" xmlns:mc="http://schemas.openxmlformats.org/markup-compatibility/2006" xmlns:aink="http://schemas.microsoft.com/office/drawing/2016/ink" xmlns:am3d="http://schemas.microsoft.com/office/drawing/2017/model3d" xmlns:o="urn:schemas-microsoft-com:office:office" xmlns:oel="http://schemas.microsoft.com/office/2019/extlst" xmlns:r="http://schemas.openxmlformats.org/officeDocument/2006/relationships" xmlns:m="http://schemas.openxmlformats.org/officeDocument/2006/math" xmlns:v="urn:schemas-microsoft-com:vml" xmlns:wp14="http://schemas.microsoft.com/office/word/2010/wordprocessingDrawing" xmlns:wp="http://schemas.openxmlformats.org/drawingml/2006/wordprocessingDrawing" xmlns:w10="urn:schemas-microsoft-com:office:word" xmlns:w="http://schemas.openxmlformats.org/wordprocessingml/2006/main" xmlns:w14="http://schemas.microsoft.com/office/word/2010/wordml" xmlns:w15="http://schemas.microsoft.com/office/word/2012/wordml" xmlns:w16cex="http://schemas.microsoft.com/office/word/2018/wordml/cex" xmlns:w16cid="http://schemas.microsoft.com/office/word/2016/wordml/cid" xmlns:w16="http://schemas.microsoft.com/office/word/2018/wordml" xmlns:w16du="http://schemas.microsoft.com/office/word/2023/wordml/word16du" xmlns:w16sdtdh="http://schemas.microsoft.com/office/word/2020/wordml/sdtdatahash" xmlns:w16sdtfl="http://schemas.microsoft.com/office/word/2024/wordml/sdtformatlock" xmlns:w16se="http://schemas.microsoft.com/office/word/2015/wordml/symex" xmlns:wpg="http://schemas.microsoft.com/office/word/2010/wordprocessingGroup" xmlns:wpi="http://schemas.microsoft.com/office/word/2010/wordprocessingInk" xmlns:wne="http://schemas.microsoft.com/office/word/2006/wordml" xmlns:wps="http://schemas.microsoft.com/office/word/2010/wordprocessingShape" mc:Ignorable="w14 w15 w16se w16cid w16 w16cex w16sdtdh w16sdtfl w16du wp14">
+<w:document xmlns:wpc="http://schemas.microsoft.com/office/word/2010/wordprocessingCanvas" xmlns:cx="http://schemas.microsoft.com/office/drawing/2014/chartex" xmlns:cx1="http://schemas.microsoft.com/office/drawing/2015/9/8/chartex" xmlns:cx2="http://schemas.microsoft.com/office/drawing/2015/10/21/chartex" xmlns:cx3="http://schemas.microsoft.com/office/drawing/2016/5/9/chartex" xmlns:cx4="http://schemas.microsoft.com/office/drawing/2016/5/10/chartex" xmlns:cx5="http://schemas.microsoft.com/office/drawing/2016/5/11/chartex" xmlns:cx6="http://schemas.microsoft.com/office/drawing/2016/5/12/chartex" xmlns:cx7="http://schemas.microsoft.com/office/drawing/2016/5/13/chartex" xmlns:cx8="http://schemas.microsoft.com/office/drawing/2016/5/14/chartex" xmlns:mc="http://schemas.openxmlformats.org/markup-compatibility/2006" xmlns:aink="http://schemas.microsoft.com/office/drawing/2016/ink" xmlns:am3d="http://schemas.microsoft.com/office/drawing/2017/model3d" xmlns:o="urn:schemas-microsoft-com:office:office" xmlns:oel="http://schemas.microsoft.com/office/2019/extlst" xmlns:r="http://schemas.openxmlformats.org/officeDocument/2006/relationships" xmlns:m="http://schemas.openxmlformats.org/officeDocument/2006/math" xmlns:v="urn:schemas-microsoft-com:vml" xmlns:wp14="http://schemas.microsoft.com/office/word/2010/wordprocessingDrawing" xmlns:wp="http://schemas.openxmlformats.org/drawingml/2006/wordprocessingDrawing" xmlns:w10="urn:schemas-microsoft-com:office:word" xmlns:w="http://schemas.openxmlformats.org/wordprocessingml/2006/main" xmlns:w14="http://schemas.microsoft.com/office/word/2010/wordml" xmlns:w15="http://schemas.microsoft.com/office/word/2012/wordml" xmlns:w16cei="http://schemas.microsoft.com/office/word/2026/wordml/cei" xmlns:w16cex="http://schemas.microsoft.com/office/word/2018/wordml/cex" xmlns:w16cid="http://schemas.microsoft.com/office/word/2016/wordml/cid" xmlns:w16="http://schemas.microsoft.com/office/word/2018/wordml" xmlns:w16du="http://schemas.microsoft.com/office/word/2023/wordml/word16du" xmlns:w16sdtdh="http://schemas.microsoft.com/office/word/2020/wordml/sdtdatahash" xmlns:w16sdtfl="http://schemas.microsoft.com/office/word/2024/wordml/sdtformatlock" xmlns:w16se="http://schemas.microsoft.com/office/word/2015/wordml/symex" xmlns:wpg="http://schemas.microsoft.com/office/word/2010/wordprocessingGroup" xmlns:wpi="http://schemas.microsoft.com/office/word/2010/wordprocessingInk" xmlns:wne="http://schemas.microsoft.com/office/word/2006/wordml" xmlns:wps="http://schemas.microsoft.com/office/word/2010/wordprocessingShape" mc:Ignorable="w14 w15 w16se w16cid w16 w16cex w16sdtdh w16sdtfl w16du wp14">
   <w:body>
     <w:p>
       <w:pPr>
-        <w:spacing w:before="2880"/>
+        <w:pBdr>
+          <w:bottom w:val="single" w:sz="4" w:space="1" w:color="auto"/>
+        </w:pBdr>
+        <w:suppressAutoHyphens/>
+        <w:spacing w:before="120"/>
+        <w:jc w:val="both"/>
+        <w:rPr>
+          <w:rFonts w:ascii="Gentium" w:hAnsi="Gentium" w:cs="Gentium"/>
+          <w:sz w:val="26"/>
+          <w:szCs w:val="26"/>
+        </w:rPr>
+      </w:pPr>
+      <w:r>
+        <w:rPr>
+          <w:rFonts w:ascii="Gentium" w:hAnsi="Gentium" w:cs="Gentium"/>
+          <w:color w:val="333333"/>
+          <w:sz w:val="26"/>
+          <w:szCs w:val="26"/>
+          <w:shd w:val="clear" w:color="auto" w:fill="FFFFFF"/>
+        </w:rPr>
+        <w:t xml:space="preserve">The Greek fragments of the </w:t>
+      </w:r>
+      <w:r>
+        <w:rPr>
+          <w:rFonts w:ascii="Gentium" w:hAnsi="Gentium" w:cs="Gentium"/>
+          <w:i/>
+          <w:iCs/>
+          <w:color w:val="333333"/>
+          <w:sz w:val="26"/>
+          <w:szCs w:val="26"/>
+          <w:shd w:val="clear" w:color="auto" w:fill="FFFFFF"/>
+        </w:rPr>
+        <w:t>Apocalypse</w:t>
+      </w:r>
+      <w:r>
+        <w:rPr>
+          <w:rFonts w:ascii="Gentium" w:hAnsi="Gentium" w:cs="Gentium"/>
+          <w:i/>
+          <w:iCs/>
+          <w:color w:val="333333"/>
+          <w:sz w:val="26"/>
+          <w:szCs w:val="26"/>
+          <w:shd w:val="clear" w:color="auto" w:fill="FFFFFF"/>
+        </w:rPr>
+        <w:t xml:space="preserve"> of </w:t>
+      </w:r>
+      <w:r>
+        <w:rPr>
+          <w:rFonts w:ascii="Gentium" w:hAnsi="Gentium" w:cs="Gentium"/>
+          <w:i/>
+          <w:iCs/>
+          <w:color w:val="333333"/>
+          <w:sz w:val="26"/>
+          <w:szCs w:val="26"/>
+          <w:shd w:val="clear" w:color="auto" w:fill="FFFFFF"/>
+        </w:rPr>
+        <w:t>Elijah</w:t>
+      </w:r>
+      <w:r>
+        <w:rPr>
+          <w:rFonts w:ascii="Gentium" w:hAnsi="Gentium" w:cs="Gentium"/>
+          <w:color w:val="333333"/>
+          <w:sz w:val="26"/>
+          <w:szCs w:val="26"/>
+          <w:shd w:val="clear" w:color="auto" w:fill="FFFFFF"/>
+        </w:rPr>
+        <w:t xml:space="preserve"> presented here </w:t>
+      </w:r>
+      <w:r>
+        <w:rPr>
+          <w:rFonts w:ascii="Gentium" w:hAnsi="Gentium" w:cs="Gentium"/>
+          <w:sz w:val="26"/>
+          <w:szCs w:val="26"/>
+        </w:rPr>
+        <w:t>have</w:t>
+      </w:r>
+      <w:r>
+        <w:rPr>
+          <w:rFonts w:ascii="Gentium" w:hAnsi="Gentium" w:cs="Gentium"/>
+          <w:sz w:val="26"/>
+          <w:szCs w:val="26"/>
+        </w:rPr>
+        <w:t xml:space="preserve"> been taken from a variety of sources (including other works in this collection, where available). </w:t>
+      </w:r>
+      <w:r>
+        <w:rPr>
+          <w:rFonts w:ascii="Gentium" w:hAnsi="Gentium" w:cs="Gentium"/>
+          <w:sz w:val="26"/>
+          <w:szCs w:val="26"/>
+        </w:rPr>
+        <w:t xml:space="preserve">The excerpts from works by </w:t>
+      </w:r>
+      <w:r>
+        <w:rPr>
+          <w:rFonts w:ascii="Gentium" w:hAnsi="Gentium" w:cs="Gentium"/>
+          <w:i/>
+          <w:iCs/>
+          <w:sz w:val="26"/>
+          <w:szCs w:val="26"/>
+        </w:rPr>
+        <w:t>Clement of Alexandria</w:t>
+      </w:r>
+      <w:r>
+        <w:rPr>
+          <w:rFonts w:ascii="Gentium" w:hAnsi="Gentium" w:cs="Gentium"/>
+          <w:sz w:val="26"/>
+          <w:szCs w:val="26"/>
+        </w:rPr>
+        <w:t xml:space="preserve"> and </w:t>
+      </w:r>
+      <w:r>
+        <w:rPr>
+          <w:rFonts w:ascii="Gentium" w:hAnsi="Gentium" w:cs="Gentium"/>
+          <w:i/>
+          <w:iCs/>
+          <w:sz w:val="26"/>
+          <w:szCs w:val="26"/>
+        </w:rPr>
+        <w:t>Epip</w:t>
+      </w:r>
+      <w:r>
+        <w:rPr>
+          <w:rFonts w:ascii="Gentium" w:hAnsi="Gentium" w:cs="Gentium"/>
+          <w:i/>
+          <w:iCs/>
+          <w:sz w:val="26"/>
+          <w:szCs w:val="26"/>
+        </w:rPr>
+        <w:t>h</w:t>
+      </w:r>
+      <w:r>
+        <w:rPr>
+          <w:rFonts w:ascii="Gentium" w:hAnsi="Gentium" w:cs="Gentium"/>
+          <w:i/>
+          <w:iCs/>
+          <w:sz w:val="26"/>
+          <w:szCs w:val="26"/>
+        </w:rPr>
+        <w:t>a</w:t>
+      </w:r>
+      <w:r>
+        <w:rPr>
+          <w:rFonts w:ascii="Gentium" w:hAnsi="Gentium" w:cs="Gentium"/>
+          <w:i/>
+          <w:iCs/>
+          <w:sz w:val="26"/>
+          <w:szCs w:val="26"/>
+        </w:rPr>
+        <w:t>n</w:t>
+      </w:r>
+      <w:r>
+        <w:rPr>
+          <w:rFonts w:ascii="Gentium" w:hAnsi="Gentium" w:cs="Gentium"/>
+          <w:i/>
+          <w:iCs/>
+          <w:sz w:val="26"/>
+          <w:szCs w:val="26"/>
+        </w:rPr>
+        <w:t>ius</w:t>
+      </w:r>
+      <w:r>
+        <w:rPr>
+          <w:rFonts w:ascii="Gentium" w:hAnsi="Gentium" w:cs="Gentium"/>
+          <w:sz w:val="26"/>
+          <w:szCs w:val="26"/>
+        </w:rPr>
+        <w:t xml:space="preserve"> were gleaned from the </w:t>
+      </w:r>
+      <w:hyperlink r:id="rId5" w:history="1">
+        <w:r>
+          <w:rPr>
+            <w:rStyle w:val="Hyperlink"/>
+            <w:rFonts w:ascii="Gentium" w:hAnsi="Gentium" w:cs="Gentium"/>
+            <w:sz w:val="26"/>
+            <w:szCs w:val="26"/>
+          </w:rPr>
+          <w:t>Scaife View</w:t>
+        </w:r>
+        <w:r>
+          <w:rPr>
+            <w:rStyle w:val="Hyperlink"/>
+            <w:rFonts w:ascii="Gentium" w:hAnsi="Gentium" w:cs="Gentium"/>
+            <w:sz w:val="26"/>
+            <w:szCs w:val="26"/>
+          </w:rPr>
+          <w:t>e</w:t>
+        </w:r>
+        <w:r>
+          <w:rPr>
+            <w:rStyle w:val="Hyperlink"/>
+            <w:rFonts w:ascii="Gentium" w:hAnsi="Gentium" w:cs="Gentium"/>
+            <w:sz w:val="26"/>
+            <w:szCs w:val="26"/>
+          </w:rPr>
+          <w:t>r website</w:t>
+        </w:r>
+      </w:hyperlink>
+      <w:r>
+        <w:rPr>
+          <w:rFonts w:ascii="Gentium" w:hAnsi="Gentium" w:cs="Gentium"/>
+          <w:sz w:val="26"/>
+          <w:szCs w:val="26"/>
+        </w:rPr>
+        <w:t>, with the published sources listed in the individual fragments.</w:t>
+      </w:r>
+      <w:r>
+        <w:rPr>
+          <w:rFonts w:ascii="Gentium" w:hAnsi="Gentium" w:cs="Gentium"/>
+          <w:sz w:val="26"/>
+          <w:szCs w:val="26"/>
+        </w:rPr>
+        <w:t xml:space="preserve"> The selection and arrangement of the fragments </w:t>
+      </w:r>
+      <w:proofErr w:type="gramStart"/>
+      <w:r>
+        <w:rPr>
+          <w:rFonts w:ascii="Gentium" w:hAnsi="Gentium" w:cs="Gentium"/>
+          <w:sz w:val="26"/>
+          <w:szCs w:val="26"/>
+        </w:rPr>
+        <w:t>follows</w:t>
+      </w:r>
+      <w:proofErr w:type="gramEnd"/>
+      <w:r>
+        <w:rPr>
+          <w:rFonts w:ascii="Gentium" w:hAnsi="Gentium" w:cs="Gentium"/>
+          <w:sz w:val="26"/>
+          <w:szCs w:val="26"/>
+        </w:rPr>
+        <w:t xml:space="preserve"> that of Penner and Heiser, in their 2008 publication, “Old Testament Greek Pseudepigrapha with Morphology.”</w:t>
+      </w:r>
+    </w:p>
+    <w:p>
+      <w:pPr>
+        <w:keepNext/>
+        <w:widowControl w:val="0"/>
+        <w:suppressAutoHyphens/>
+        <w:spacing w:before="480"/>
         <w:jc w:val="center"/>
         <w:rPr>
           <w:rFonts w:ascii="Gentium" w:hAnsi="Gentium" w:cs="Gentium"/>
-          <w:i/>
-          <w:iCs/>
-          <w:sz w:val="28"/>
-          <w:szCs w:val="28"/>
-        </w:rPr>
-      </w:pPr>
-      <w:r>
-        <w:rPr>
-          <w:rFonts w:ascii="Gentium" w:hAnsi="Gentium" w:cs="Gentium"/>
-          <w:i/>
-          <w:iCs/>
-          <w:sz w:val="28"/>
-          <w:szCs w:val="28"/>
-        </w:rPr>
-        <w:t>There is no extant Greek or Latin manuscript for any part of this book.</w:t>
+          <w:b/>
+          <w:bCs/>
+          <w:i/>
+          <w:iCs/>
+          <w:sz w:val="32"/>
+          <w:szCs w:val="32"/>
+          <w:u w:val="single" w:color="00B050"/>
+        </w:rPr>
+      </w:pPr>
+      <w:r>
+        <w:rPr>
+          <w:rFonts w:ascii="Gentium" w:hAnsi="Gentium" w:cs="Gentium"/>
+          <w:b/>
+          <w:bCs/>
+          <w:i/>
+          <w:iCs/>
+          <w:sz w:val="32"/>
+          <w:szCs w:val="32"/>
+          <w:u w:val="single" w:color="00B050"/>
+        </w:rPr>
+        <w:t>Fragment 1</w:t>
+      </w:r>
+      <w:r>
+        <w:rPr>
+          <w:rFonts w:ascii="Gentium" w:hAnsi="Gentium" w:cs="Gentium"/>
+          <w:b/>
+          <w:bCs/>
+          <w:i/>
+          <w:iCs/>
+          <w:sz w:val="32"/>
+          <w:szCs w:val="32"/>
+          <w:u w:val="single" w:color="00B050"/>
+        </w:rPr>
+        <w:t xml:space="preserve"> – 1 Clement 34:8</w:t>
+      </w:r>
+    </w:p>
+    <w:p>
+      <w:pPr>
+        <w:keepNext/>
+        <w:widowControl w:val="0"/>
+        <w:suppressAutoHyphens/>
+        <w:spacing w:before="120"/>
+        <w:jc w:val="center"/>
+        <w:rPr>
+          <w:rFonts w:ascii="Gentium" w:hAnsi="Gentium" w:cs="Gentium"/>
+          <w:b/>
+          <w:bCs/>
+          <w:i/>
+          <w:iCs/>
+          <w:color w:val="E36C0A" w:themeColor="accent6" w:themeShade="BF"/>
+          <w:sz w:val="32"/>
+          <w:szCs w:val="32"/>
+          <w:u w:color="00B050"/>
+        </w:rPr>
+      </w:pPr>
+      <w:r>
+        <w:rPr>
+          <w:rFonts w:ascii="Gentium" w:hAnsi="Gentium" w:cs="Gentium"/>
+          <w:i/>
+          <w:iCs/>
+          <w:color w:val="E36C0A" w:themeColor="accent6" w:themeShade="BF"/>
+          <w:sz w:val="26"/>
+          <w:szCs w:val="26"/>
+          <w:u w:color="00B050"/>
+        </w:rPr>
+        <w:t>[</w:t>
+      </w:r>
+      <w:hyperlink r:id="rId6" w:history="1">
+        <w:r>
+          <w:rPr>
+            <w:rStyle w:val="Hyperlink"/>
+            <w:rFonts w:ascii="Gentium" w:hAnsi="Gentium" w:cs="Gentium"/>
+            <w:i/>
+            <w:iCs/>
+            <w:color w:val="E36C0A" w:themeColor="accent6" w:themeShade="BF"/>
+            <w:sz w:val="26"/>
+            <w:szCs w:val="26"/>
+            <w:u w:val="none" w:color="00B050"/>
+          </w:rPr>
+          <w:t xml:space="preserve">From </w:t>
+        </w:r>
+        <w:r>
+          <w:rPr>
+            <w:rStyle w:val="Hyperlink"/>
+            <w:rFonts w:ascii="Gentium" w:hAnsi="Gentium" w:cs="Gentium"/>
+            <w:i/>
+            <w:iCs/>
+            <w:color w:val="E36C0A" w:themeColor="accent6" w:themeShade="BF"/>
+            <w:sz w:val="26"/>
+            <w:szCs w:val="26"/>
+            <w:u w:color="0070C0"/>
+          </w:rPr>
+          <w:t>this collection</w:t>
+        </w:r>
+        <w:r>
+          <w:rPr>
+            <w:rStyle w:val="Hyperlink"/>
+            <w:rFonts w:ascii="Gentium" w:hAnsi="Gentium" w:cs="Gentium"/>
+            <w:i/>
+            <w:iCs/>
+            <w:color w:val="E36C0A" w:themeColor="accent6" w:themeShade="BF"/>
+            <w:sz w:val="26"/>
+            <w:szCs w:val="26"/>
+            <w:u w:val="none" w:color="00B050"/>
+          </w:rPr>
+          <w:t>.</w:t>
+        </w:r>
+      </w:hyperlink>
+      <w:r>
+        <w:rPr>
+          <w:rFonts w:ascii="Gentium" w:hAnsi="Gentium" w:cs="Gentium"/>
+          <w:i/>
+          <w:iCs/>
+          <w:color w:val="E36C0A" w:themeColor="accent6" w:themeShade="BF"/>
+          <w:sz w:val="26"/>
+          <w:szCs w:val="26"/>
+          <w:u w:color="00B050"/>
+        </w:rPr>
+        <w:t>]</w:t>
+      </w:r>
+    </w:p>
+    <w:p>
+      <w:pPr>
+        <w:suppressAutoHyphens/>
+        <w:spacing w:before="120"/>
+        <w:jc w:val="both"/>
+        <w:rPr>
+          <w:rFonts w:ascii="Gentium" w:hAnsi="Gentium" w:cs="Gentium"/>
+          <w:i/>
+          <w:iCs/>
+          <w:noProof/>
+          <w:color w:val="7030A0"/>
+          <w:sz w:val="28"/>
+          <w:szCs w:val="28"/>
+        </w:rPr>
+      </w:pPr>
+      <w:r>
+        <w:rPr>
+          <w:rFonts w:ascii="Gentium" w:hAnsi="Gentium" w:cs="Gentium"/>
+          <w:b/>
+          <w:bCs/>
+          <w:i/>
+          <w:iCs/>
+          <w:noProof/>
+          <w:color w:val="EE0000"/>
+          <w:sz w:val="28"/>
+          <w:szCs w:val="28"/>
+          <w:vertAlign w:val="superscript"/>
+        </w:rPr>
+        <w:t>8</w:t>
+      </w:r>
+      <w:r>
+        <w:rPr>
+          <w:rFonts w:ascii="Gentium" w:hAnsi="Gentium" w:cs="Gentium"/>
+          <w:i/>
+          <w:iCs/>
+          <w:noProof/>
+          <w:color w:val="EE0000"/>
+          <w:sz w:val="28"/>
+          <w:szCs w:val="28"/>
+        </w:rPr>
+        <w:t xml:space="preserve"> </w:t>
+      </w:r>
+      <w:r>
+        <w:rPr>
+          <w:rFonts w:ascii="Gentium" w:hAnsi="Gentium" w:cs="Gentium"/>
+          <w:i/>
+          <w:iCs/>
+          <w:noProof/>
+          <w:color w:val="7030A0"/>
+          <w:sz w:val="28"/>
+          <w:szCs w:val="28"/>
+        </w:rPr>
+        <w:t>λέγει γάρ</w:t>
+      </w:r>
+      <w:r>
+        <w:rPr>
+          <w:rFonts w:ascii="Gentium" w:hAnsi="Gentium" w:cs="Gentium"/>
+          <w:i/>
+          <w:iCs/>
+          <w:noProof/>
+          <w:color w:val="7030A0"/>
+          <w:sz w:val="28"/>
+          <w:szCs w:val="28"/>
+        </w:rPr>
+        <w:t>·</w:t>
+      </w:r>
+      <w:r>
+        <w:rPr>
+          <w:rFonts w:ascii="Gentium" w:hAnsi="Gentium" w:cs="Gentium"/>
+          <w:i/>
+          <w:iCs/>
+          <w:noProof/>
+          <w:color w:val="7030A0"/>
+          <w:sz w:val="28"/>
+          <w:szCs w:val="28"/>
+        </w:rPr>
+        <w:t xml:space="preserve"> Ὀφθαλμὸς οὐκ εἶδεν καὶ οὖς οὐκ ἤκουσεν, καὶ ἐπὶ καρδίαν ἀνθρώπου οὐκ ἀνέβη, ὅσα ἡτοίμασεν τοῖς ὑπομένουσιν αὐτόν.</w:t>
+      </w:r>
+    </w:p>
+    <w:p>
+      <w:pPr>
+        <w:keepNext/>
+        <w:widowControl w:val="0"/>
+        <w:suppressAutoHyphens/>
+        <w:spacing w:before="120"/>
+        <w:jc w:val="center"/>
+        <w:rPr>
+          <w:rFonts w:ascii="Gentium" w:hAnsi="Gentium" w:cs="Gentium"/>
+          <w:b/>
+          <w:bCs/>
+          <w:i/>
+          <w:iCs/>
+          <w:sz w:val="32"/>
+          <w:szCs w:val="32"/>
+          <w:u w:val="single" w:color="00B050"/>
+        </w:rPr>
+        <w:sectPr>
+          <w:type w:val="continuous"/>
+          <w:pgSz w:w="16838" w:h="11906" w:orient="landscape" w:code="9"/>
+          <w:pgMar w:top="1418" w:right="1418" w:bottom="1418" w:left="1418" w:header="709" w:footer="709" w:gutter="0"/>
+          <w:cols w:space="708"/>
+          <w:docGrid w:linePitch="360"/>
+        </w:sectPr>
+      </w:pPr>
+    </w:p>
+    <w:p>
+      <w:pPr>
+        <w:keepNext/>
+        <w:widowControl w:val="0"/>
+        <w:suppressAutoHyphens/>
+        <w:spacing w:before="120"/>
+        <w:jc w:val="center"/>
+        <w:rPr>
+          <w:rFonts w:ascii="Gentium" w:hAnsi="Gentium" w:cs="Gentium"/>
+          <w:b/>
+          <w:bCs/>
+          <w:i/>
+          <w:iCs/>
+          <w:sz w:val="32"/>
+          <w:szCs w:val="32"/>
+          <w:u w:val="single" w:color="00B050"/>
+        </w:rPr>
+      </w:pPr>
+      <w:r>
+        <w:rPr>
+          <w:rFonts w:ascii="Gentium" w:hAnsi="Gentium" w:cs="Gentium"/>
+          <w:b/>
+          <w:bCs/>
+          <w:i/>
+          <w:iCs/>
+          <w:sz w:val="32"/>
+          <w:szCs w:val="32"/>
+          <w:u w:val="single" w:color="00B050"/>
+        </w:rPr>
+        <w:t xml:space="preserve">Fragment </w:t>
+      </w:r>
+      <w:r>
+        <w:rPr>
+          <w:rFonts w:ascii="Gentium" w:hAnsi="Gentium" w:cs="Gentium"/>
+          <w:b/>
+          <w:bCs/>
+          <w:i/>
+          <w:iCs/>
+          <w:sz w:val="32"/>
+          <w:szCs w:val="32"/>
+          <w:u w:val="single" w:color="00B050"/>
+        </w:rPr>
+        <w:t>2 – 2 Clement 11:7</w:t>
+      </w:r>
+    </w:p>
+    <w:p>
+      <w:pPr>
+        <w:keepNext/>
+        <w:widowControl w:val="0"/>
+        <w:suppressAutoHyphens/>
+        <w:spacing w:before="120"/>
+        <w:jc w:val="center"/>
+        <w:rPr>
+          <w:rFonts w:ascii="Gentium" w:hAnsi="Gentium" w:cs="Gentium"/>
+          <w:b/>
+          <w:bCs/>
+          <w:i/>
+          <w:iCs/>
+          <w:color w:val="E36C0A" w:themeColor="accent6" w:themeShade="BF"/>
+          <w:sz w:val="32"/>
+          <w:szCs w:val="32"/>
+          <w:u w:val="single" w:color="00B050"/>
+        </w:rPr>
+      </w:pPr>
+      <w:r>
+        <w:rPr>
+          <w:rFonts w:ascii="Gentium" w:hAnsi="Gentium" w:cs="Gentium"/>
+          <w:i/>
+          <w:iCs/>
+          <w:color w:val="E36C0A" w:themeColor="accent6" w:themeShade="BF"/>
+          <w:sz w:val="26"/>
+          <w:szCs w:val="26"/>
+          <w:u w:color="00B050"/>
+        </w:rPr>
+        <w:t>[</w:t>
+      </w:r>
+      <w:hyperlink r:id="rId7" w:history="1">
+        <w:r>
+          <w:rPr>
+            <w:rStyle w:val="Hyperlink"/>
+            <w:rFonts w:ascii="Gentium" w:hAnsi="Gentium" w:cs="Gentium"/>
+            <w:i/>
+            <w:iCs/>
+            <w:color w:val="E36C0A" w:themeColor="accent6" w:themeShade="BF"/>
+            <w:sz w:val="26"/>
+            <w:szCs w:val="26"/>
+            <w:u w:val="none" w:color="00B050"/>
+          </w:rPr>
+          <w:t xml:space="preserve">From </w:t>
+        </w:r>
+        <w:r>
+          <w:rPr>
+            <w:rStyle w:val="Hyperlink"/>
+            <w:rFonts w:ascii="Gentium" w:hAnsi="Gentium" w:cs="Gentium"/>
+            <w:i/>
+            <w:iCs/>
+            <w:color w:val="E36C0A" w:themeColor="accent6" w:themeShade="BF"/>
+            <w:sz w:val="26"/>
+            <w:szCs w:val="26"/>
+            <w:u w:color="0070C0"/>
+          </w:rPr>
+          <w:t>this collection</w:t>
+        </w:r>
+        <w:r>
+          <w:rPr>
+            <w:rStyle w:val="Hyperlink"/>
+            <w:rFonts w:ascii="Gentium" w:hAnsi="Gentium" w:cs="Gentium"/>
+            <w:i/>
+            <w:iCs/>
+            <w:color w:val="E36C0A" w:themeColor="accent6" w:themeShade="BF"/>
+            <w:sz w:val="26"/>
+            <w:szCs w:val="26"/>
+            <w:u w:val="none" w:color="00B050"/>
+          </w:rPr>
+          <w:t>.</w:t>
+        </w:r>
+      </w:hyperlink>
+      <w:r>
+        <w:rPr>
+          <w:rFonts w:ascii="Gentium" w:hAnsi="Gentium" w:cs="Gentium"/>
+          <w:i/>
+          <w:iCs/>
+          <w:color w:val="E36C0A" w:themeColor="accent6" w:themeShade="BF"/>
+          <w:sz w:val="26"/>
+          <w:szCs w:val="26"/>
+          <w:u w:color="00B050"/>
+        </w:rPr>
+        <w:t>]</w:t>
+      </w:r>
+    </w:p>
+    <w:p>
+      <w:pPr>
+        <w:suppressAutoHyphens/>
+        <w:spacing w:before="120"/>
+        <w:jc w:val="both"/>
+        <w:rPr>
+          <w:rFonts w:ascii="Gentium" w:hAnsi="Gentium" w:cs="Gentium"/>
+          <w:i/>
+          <w:iCs/>
+          <w:noProof/>
+          <w:color w:val="7030A0"/>
+          <w:sz w:val="28"/>
+          <w:szCs w:val="28"/>
+        </w:rPr>
+      </w:pPr>
+      <w:r>
+        <w:rPr>
+          <w:rFonts w:ascii="Gentium" w:hAnsi="Gentium" w:cs="Gentium"/>
+          <w:b/>
+          <w:bCs/>
+          <w:i/>
+          <w:iCs/>
+          <w:noProof/>
+          <w:color w:val="EE0000"/>
+          <w:sz w:val="28"/>
+          <w:szCs w:val="28"/>
+          <w:vertAlign w:val="superscript"/>
+        </w:rPr>
+        <w:t>7</w:t>
+      </w:r>
+      <w:r>
+        <w:rPr>
+          <w:rFonts w:ascii="Gentium" w:hAnsi="Gentium" w:cs="Gentium"/>
+          <w:i/>
+          <w:iCs/>
+          <w:noProof/>
+          <w:color w:val="EE0000"/>
+          <w:sz w:val="28"/>
+          <w:szCs w:val="28"/>
+        </w:rPr>
+        <w:t xml:space="preserve"> </w:t>
+      </w:r>
+      <w:r>
+        <w:rPr>
+          <w:rFonts w:ascii="Gentium" w:hAnsi="Gentium" w:cs="Gentium"/>
+          <w:i/>
+          <w:iCs/>
+          <w:noProof/>
+          <w:color w:val="7030A0"/>
+          <w:sz w:val="28"/>
+          <w:szCs w:val="28"/>
+        </w:rPr>
+        <w:t>ἐὰν οὖν ποιήσωμεν τὴν δικαιοσύνην ἐναντίον τοῦ θεοῦ, εἰσήξομεν εἰς τὴν βασιλείαν αὐτοῦ καὶ ληψόμεθα τὰς ἐπαγγελίας, ἃς οὖς οὐκ ἤκουσεν οὐδὲ ὀφθαλμὸς εἶδεν, οὐδὲ ἐπὶ καρδίαν ἀνθρώπου ἀνέβη.</w:t>
+      </w:r>
+    </w:p>
+    <w:p>
+      <w:pPr>
+        <w:keepNext/>
+        <w:widowControl w:val="0"/>
+        <w:suppressAutoHyphens/>
+        <w:spacing w:before="120"/>
+        <w:jc w:val="center"/>
+        <w:rPr>
+          <w:rFonts w:ascii="Gentium" w:hAnsi="Gentium" w:cs="Gentium"/>
+          <w:b/>
+          <w:bCs/>
+          <w:i/>
+          <w:iCs/>
+          <w:sz w:val="32"/>
+          <w:szCs w:val="32"/>
+          <w:u w:val="single" w:color="00B050"/>
+        </w:rPr>
+        <w:sectPr>
+          <w:type w:val="continuous"/>
+          <w:pgSz w:w="16838" w:h="11906" w:orient="landscape" w:code="9"/>
+          <w:pgMar w:top="1418" w:right="1418" w:bottom="1418" w:left="1418" w:header="709" w:footer="709" w:gutter="0"/>
+          <w:cols w:space="708"/>
+          <w:docGrid w:linePitch="360"/>
+        </w:sectPr>
+      </w:pPr>
+    </w:p>
+    <w:p>
+      <w:pPr>
+        <w:keepNext/>
+        <w:widowControl w:val="0"/>
+        <w:suppressAutoHyphens/>
+        <w:spacing w:before="120"/>
+        <w:jc w:val="center"/>
+        <w:rPr>
+          <w:rFonts w:ascii="Gentium" w:hAnsi="Gentium" w:cs="Gentium"/>
+          <w:b/>
+          <w:bCs/>
+          <w:i/>
+          <w:iCs/>
+          <w:sz w:val="32"/>
+          <w:szCs w:val="32"/>
+          <w:u w:val="single" w:color="00B050"/>
+        </w:rPr>
+      </w:pPr>
+      <w:r>
+        <w:rPr>
+          <w:rFonts w:ascii="Gentium" w:hAnsi="Gentium" w:cs="Gentium"/>
+          <w:b/>
+          <w:bCs/>
+          <w:i/>
+          <w:iCs/>
+          <w:sz w:val="32"/>
+          <w:szCs w:val="32"/>
+          <w:u w:val="single" w:color="00B050"/>
+        </w:rPr>
+        <w:t xml:space="preserve">Fragment </w:t>
+      </w:r>
+      <w:r>
+        <w:rPr>
+          <w:rFonts w:ascii="Gentium" w:hAnsi="Gentium" w:cs="Gentium"/>
+          <w:b/>
+          <w:bCs/>
+          <w:i/>
+          <w:iCs/>
+          <w:sz w:val="32"/>
+          <w:szCs w:val="32"/>
+          <w:u w:val="single" w:color="00B050"/>
+        </w:rPr>
+        <w:t>3 – Martyrdom of Polycarp 2:3</w:t>
+      </w:r>
+    </w:p>
+    <w:p>
+      <w:pPr>
+        <w:keepNext/>
+        <w:widowControl w:val="0"/>
+        <w:suppressAutoHyphens/>
+        <w:spacing w:before="120"/>
+        <w:jc w:val="center"/>
+        <w:rPr>
+          <w:rFonts w:ascii="Gentium" w:hAnsi="Gentium" w:cs="Gentium"/>
+          <w:b/>
+          <w:bCs/>
+          <w:i/>
+          <w:iCs/>
+          <w:color w:val="E36C0A" w:themeColor="accent6" w:themeShade="BF"/>
+          <w:sz w:val="32"/>
+          <w:szCs w:val="32"/>
+          <w:u w:val="single" w:color="00B050"/>
+        </w:rPr>
+      </w:pPr>
+      <w:r>
+        <w:rPr>
+          <w:rFonts w:ascii="Gentium" w:hAnsi="Gentium" w:cs="Gentium"/>
+          <w:i/>
+          <w:iCs/>
+          <w:color w:val="E36C0A" w:themeColor="accent6" w:themeShade="BF"/>
+          <w:sz w:val="26"/>
+          <w:szCs w:val="26"/>
+          <w:u w:color="00B050"/>
+        </w:rPr>
+        <w:t>[</w:t>
+      </w:r>
+      <w:hyperlink r:id="rId8" w:history="1">
+        <w:r>
+          <w:rPr>
+            <w:rStyle w:val="Hyperlink"/>
+            <w:rFonts w:ascii="Gentium" w:hAnsi="Gentium" w:cs="Gentium"/>
+            <w:i/>
+            <w:iCs/>
+            <w:color w:val="E36C0A" w:themeColor="accent6" w:themeShade="BF"/>
+            <w:sz w:val="26"/>
+            <w:szCs w:val="26"/>
+            <w:u w:val="none" w:color="00B050"/>
+          </w:rPr>
+          <w:t xml:space="preserve">From </w:t>
+        </w:r>
+        <w:r>
+          <w:rPr>
+            <w:rStyle w:val="Hyperlink"/>
+            <w:rFonts w:ascii="Gentium" w:hAnsi="Gentium" w:cs="Gentium"/>
+            <w:i/>
+            <w:iCs/>
+            <w:color w:val="E36C0A" w:themeColor="accent6" w:themeShade="BF"/>
+            <w:sz w:val="26"/>
+            <w:szCs w:val="26"/>
+            <w:u w:color="0070C0"/>
+          </w:rPr>
+          <w:t>this collection</w:t>
+        </w:r>
+        <w:r>
+          <w:rPr>
+            <w:rStyle w:val="Hyperlink"/>
+            <w:rFonts w:ascii="Gentium" w:hAnsi="Gentium" w:cs="Gentium"/>
+            <w:i/>
+            <w:iCs/>
+            <w:color w:val="E36C0A" w:themeColor="accent6" w:themeShade="BF"/>
+            <w:sz w:val="26"/>
+            <w:szCs w:val="26"/>
+            <w:u w:val="none" w:color="00B050"/>
+          </w:rPr>
+          <w:t>.</w:t>
+        </w:r>
+      </w:hyperlink>
+      <w:r>
+        <w:rPr>
+          <w:rFonts w:ascii="Gentium" w:hAnsi="Gentium" w:cs="Gentium"/>
+          <w:i/>
+          <w:iCs/>
+          <w:color w:val="E36C0A" w:themeColor="accent6" w:themeShade="BF"/>
+          <w:sz w:val="26"/>
+          <w:szCs w:val="26"/>
+          <w:u w:color="00B050"/>
+        </w:rPr>
+        <w:t>]</w:t>
+      </w:r>
+    </w:p>
+    <w:p>
+      <w:pPr>
+        <w:suppressAutoHyphens/>
+        <w:spacing w:before="120"/>
+        <w:jc w:val="both"/>
+        <w:rPr>
+          <w:rFonts w:ascii="Gentium" w:hAnsi="Gentium" w:cs="Gentium"/>
+          <w:i/>
+          <w:iCs/>
+          <w:noProof/>
+          <w:color w:val="7030A0"/>
+          <w:sz w:val="28"/>
+          <w:szCs w:val="28"/>
+        </w:rPr>
+      </w:pPr>
+      <w:r>
+        <w:rPr>
+          <w:rFonts w:ascii="Gentium" w:hAnsi="Gentium" w:cs="Gentium"/>
+          <w:b/>
+          <w:bCs/>
+          <w:i/>
+          <w:iCs/>
+          <w:noProof/>
+          <w:color w:val="EE0000"/>
+          <w:sz w:val="28"/>
+          <w:szCs w:val="28"/>
+          <w:vertAlign w:val="superscript"/>
+        </w:rPr>
+        <w:t>3</w:t>
+      </w:r>
+      <w:r>
+        <w:rPr>
+          <w:rFonts w:ascii="Gentium" w:hAnsi="Gentium" w:cs="Gentium"/>
+          <w:i/>
+          <w:iCs/>
+          <w:noProof/>
+          <w:color w:val="EE0000"/>
+          <w:sz w:val="28"/>
+          <w:szCs w:val="28"/>
+        </w:rPr>
+        <w:t xml:space="preserve"> </w:t>
+      </w:r>
+      <w:r>
+        <w:rPr>
+          <w:rFonts w:ascii="Gentium" w:hAnsi="Gentium" w:cs="Gentium"/>
+          <w:i/>
+          <w:iCs/>
+          <w:noProof/>
+          <w:color w:val="7030A0"/>
+          <w:sz w:val="28"/>
+          <w:szCs w:val="28"/>
+        </w:rPr>
+        <w:t xml:space="preserve">… </w:t>
+      </w:r>
+      <w:r>
+        <w:rPr>
+          <w:rFonts w:ascii="Gentium" w:hAnsi="Gentium" w:cs="Gentium"/>
+          <w:i/>
+          <w:iCs/>
+          <w:noProof/>
+          <w:color w:val="7030A0"/>
+          <w:sz w:val="28"/>
+          <w:szCs w:val="28"/>
+        </w:rPr>
+        <w:t xml:space="preserve">καὶ τοῖς τῆς καρδίας ὀφθαλμοῖς ἀνέβλεπον τὰ τηρούμενα τοῖς ὑπομείνασιν ἀγαθά, ἃ οὔτε οὖς ἤκουσεν οὔτε ὀφθαλμὸς εἶδεν, οὔτε ἐπὶ καρδίαν ἀνθρώπου ἀνέβη, </w:t>
+      </w:r>
+      <w:r>
+        <w:rPr>
+          <w:rFonts w:ascii="Gentium" w:hAnsi="Gentium" w:cs="Gentium"/>
+          <w:i/>
+          <w:iCs/>
+          <w:noProof/>
+          <w:color w:val="7030A0"/>
+          <w:sz w:val="28"/>
+          <w:szCs w:val="28"/>
+        </w:rPr>
+        <w:t>…</w:t>
+      </w:r>
+    </w:p>
+    <w:p>
+      <w:pPr>
+        <w:keepNext/>
+        <w:widowControl w:val="0"/>
+        <w:suppressAutoHyphens/>
+        <w:spacing w:before="120"/>
+        <w:jc w:val="center"/>
+        <w:rPr>
+          <w:rFonts w:ascii="Gentium" w:hAnsi="Gentium" w:cs="Gentium"/>
+          <w:b/>
+          <w:bCs/>
+          <w:i/>
+          <w:iCs/>
+          <w:sz w:val="32"/>
+          <w:szCs w:val="32"/>
+          <w:u w:val="single" w:color="00B050"/>
+        </w:rPr>
+        <w:sectPr>
+          <w:type w:val="continuous"/>
+          <w:pgSz w:w="16838" w:h="11906" w:orient="landscape" w:code="9"/>
+          <w:pgMar w:top="1418" w:right="1418" w:bottom="1418" w:left="1418" w:header="709" w:footer="709" w:gutter="0"/>
+          <w:cols w:space="708"/>
+          <w:docGrid w:linePitch="360"/>
+        </w:sectPr>
+      </w:pPr>
+    </w:p>
+    <w:p>
+      <w:pPr>
+        <w:keepNext/>
+        <w:widowControl w:val="0"/>
+        <w:suppressAutoHyphens/>
+        <w:spacing w:before="120"/>
+        <w:jc w:val="center"/>
+        <w:rPr>
+          <w:rFonts w:ascii="Gentium" w:hAnsi="Gentium" w:cs="Gentium"/>
+          <w:b/>
+          <w:bCs/>
+          <w:i/>
+          <w:iCs/>
+          <w:sz w:val="32"/>
+          <w:szCs w:val="32"/>
+          <w:u w:val="single" w:color="00B050"/>
+        </w:rPr>
+      </w:pPr>
+      <w:r>
+        <w:rPr>
+          <w:rFonts w:ascii="Gentium" w:hAnsi="Gentium" w:cs="Gentium"/>
+          <w:b/>
+          <w:bCs/>
+          <w:i/>
+          <w:iCs/>
+          <w:sz w:val="32"/>
+          <w:szCs w:val="32"/>
+          <w:u w:val="single" w:color="00B050"/>
+        </w:rPr>
+        <w:t xml:space="preserve">Fragment </w:t>
+      </w:r>
+      <w:r>
+        <w:rPr>
+          <w:rFonts w:ascii="Gentium" w:hAnsi="Gentium" w:cs="Gentium"/>
+          <w:b/>
+          <w:bCs/>
+          <w:i/>
+          <w:iCs/>
+          <w:sz w:val="32"/>
+          <w:szCs w:val="32"/>
+          <w:u w:val="single" w:color="00B050"/>
+        </w:rPr>
+        <w:t>4 – Apostolic Constitutions 7.32.5</w:t>
+      </w:r>
+    </w:p>
+    <w:p>
+      <w:pPr>
+        <w:keepNext/>
+        <w:widowControl w:val="0"/>
+        <w:suppressAutoHyphens/>
+        <w:spacing w:before="120"/>
+        <w:jc w:val="center"/>
+        <w:rPr>
+          <w:rFonts w:ascii="Gentium" w:hAnsi="Gentium" w:cs="Gentium"/>
+          <w:b/>
+          <w:bCs/>
+          <w:i/>
+          <w:iCs/>
+          <w:color w:val="E36C0A" w:themeColor="accent6" w:themeShade="BF"/>
+          <w:sz w:val="32"/>
+          <w:szCs w:val="32"/>
+          <w:u w:val="single" w:color="00B050"/>
+        </w:rPr>
+      </w:pPr>
+      <w:r>
+        <w:rPr>
+          <w:rFonts w:ascii="Gentium" w:hAnsi="Gentium" w:cs="Gentium"/>
+          <w:i/>
+          <w:iCs/>
+          <w:color w:val="E36C0A" w:themeColor="accent6" w:themeShade="BF"/>
+          <w:sz w:val="26"/>
+          <w:szCs w:val="26"/>
+          <w:u w:color="00B050"/>
+        </w:rPr>
+        <w:t>[</w:t>
+      </w:r>
+      <w:r>
+        <w:rPr>
+          <w:rFonts w:ascii="Gentium" w:hAnsi="Gentium" w:cs="Gentium"/>
+          <w:i/>
+          <w:iCs/>
+          <w:color w:val="E36C0A" w:themeColor="accent6" w:themeShade="BF"/>
+          <w:sz w:val="26"/>
+          <w:szCs w:val="26"/>
+          <w:u w:color="00B050"/>
+        </w:rPr>
+        <w:t>Ken Penner and Michael S. Heiser, “Old Testament Greek Pseudepigrapha with Morphology” (Lexham Press, 2008)</w:t>
+      </w:r>
+      <w:r>
+        <w:rPr>
+          <w:rFonts w:ascii="Gentium" w:hAnsi="Gentium" w:cs="Gentium"/>
+          <w:i/>
+          <w:iCs/>
+          <w:color w:val="E36C0A" w:themeColor="accent6" w:themeShade="BF"/>
+          <w:sz w:val="26"/>
+          <w:szCs w:val="26"/>
+          <w:u w:color="00B050"/>
+        </w:rPr>
+        <w:t>.]</w:t>
+      </w:r>
+    </w:p>
+    <w:p>
+      <w:pPr>
+        <w:suppressAutoHyphens/>
+        <w:spacing w:before="120"/>
+        <w:jc w:val="both"/>
+        <w:rPr>
+          <w:rFonts w:ascii="Gentium" w:hAnsi="Gentium" w:cs="Gentium"/>
+          <w:i/>
+          <w:iCs/>
+          <w:noProof/>
+          <w:color w:val="7030A0"/>
+          <w:sz w:val="28"/>
+          <w:szCs w:val="28"/>
+        </w:rPr>
+      </w:pPr>
+      <w:r>
+        <w:rPr>
+          <w:rFonts w:ascii="Gentium" w:hAnsi="Gentium" w:cs="Gentium"/>
+          <w:b/>
+          <w:bCs/>
+          <w:i/>
+          <w:iCs/>
+          <w:noProof/>
+          <w:color w:val="EE0000"/>
+          <w:sz w:val="28"/>
+          <w:szCs w:val="28"/>
+          <w:vertAlign w:val="superscript"/>
+        </w:rPr>
+        <w:t>5</w:t>
+      </w:r>
+      <w:r>
+        <w:rPr>
+          <w:rFonts w:ascii="Gentium" w:hAnsi="Gentium" w:cs="Gentium"/>
+          <w:i/>
+          <w:iCs/>
+          <w:noProof/>
+          <w:color w:val="EE0000"/>
+          <w:sz w:val="28"/>
+          <w:szCs w:val="28"/>
+        </w:rPr>
+        <w:t xml:space="preserve"> </w:t>
+      </w:r>
+      <w:r>
+        <w:rPr>
+          <w:rFonts w:ascii="Gentium" w:hAnsi="Gentium" w:cs="Gentium"/>
+          <w:i/>
+          <w:iCs/>
+          <w:noProof/>
+          <w:color w:val="7030A0"/>
+          <w:sz w:val="28"/>
+          <w:szCs w:val="28"/>
+        </w:rPr>
+        <w:t>τότε ἀπελεύσονται οἱ μὲν πονηροὶ εἰς αἰώνιον κόλασιν, οἱ δὲ δίκαιοι πορεύσονται εἰς ζωὴν αἰώνιον, κληρονομοῦντες ἐκεῖνα, ἃ ὀφθαλμὸς οὐκ εἶδεν καὶ οὖς οὐκ ἤκουσεν καὶ ἐπὶ καρδίαν ἀνθρώπου οὐκ ἀνέβη, ἃ ἡτοίμασεν ὁ θεὸς τοῖς ἀγαπῶσιν αὐτόν, καὶ χαρήσονται ἐν τῇ βασιλείᾳ τοῦ θεοῦ τῇ ἐν Χριστῷ Ἰησοῦ.</w:t>
+      </w:r>
+    </w:p>
+    <w:p>
+      <w:pPr>
+        <w:keepNext/>
+        <w:widowControl w:val="0"/>
+        <w:suppressAutoHyphens/>
+        <w:spacing w:before="120"/>
+        <w:jc w:val="center"/>
+        <w:rPr>
+          <w:rFonts w:ascii="Gentium" w:hAnsi="Gentium" w:cs="Gentium"/>
+          <w:b/>
+          <w:bCs/>
+          <w:i/>
+          <w:iCs/>
+          <w:sz w:val="32"/>
+          <w:szCs w:val="32"/>
+          <w:u w:val="single" w:color="00B050"/>
+        </w:rPr>
+        <w:sectPr>
+          <w:type w:val="continuous"/>
+          <w:pgSz w:w="16838" w:h="11906" w:orient="landscape" w:code="9"/>
+          <w:pgMar w:top="1418" w:right="1418" w:bottom="1418" w:left="1418" w:header="709" w:footer="709" w:gutter="0"/>
+          <w:cols w:space="708"/>
+          <w:docGrid w:linePitch="360"/>
+        </w:sectPr>
+      </w:pPr>
+    </w:p>
+    <w:p>
+      <w:pPr>
+        <w:keepNext/>
+        <w:widowControl w:val="0"/>
+        <w:suppressAutoHyphens/>
+        <w:spacing w:before="120"/>
+        <w:jc w:val="center"/>
+        <w:rPr>
+          <w:rFonts w:ascii="Gentium" w:hAnsi="Gentium" w:cs="Gentium"/>
+          <w:b/>
+          <w:bCs/>
+          <w:i/>
+          <w:iCs/>
+          <w:sz w:val="32"/>
+          <w:szCs w:val="32"/>
+          <w:u w:val="single" w:color="00B050"/>
+        </w:rPr>
+      </w:pPr>
+      <w:r>
+        <w:rPr>
+          <w:rFonts w:ascii="Gentium" w:hAnsi="Gentium" w:cs="Gentium"/>
+          <w:b/>
+          <w:bCs/>
+          <w:i/>
+          <w:iCs/>
+          <w:sz w:val="32"/>
+          <w:szCs w:val="32"/>
+          <w:u w:val="single" w:color="00B050"/>
+        </w:rPr>
+        <w:lastRenderedPageBreak/>
+        <w:t xml:space="preserve">Fragment </w:t>
+      </w:r>
+      <w:r>
+        <w:rPr>
+          <w:rFonts w:ascii="Gentium" w:hAnsi="Gentium" w:cs="Gentium"/>
+          <w:b/>
+          <w:bCs/>
+          <w:i/>
+          <w:iCs/>
+          <w:sz w:val="32"/>
+          <w:szCs w:val="32"/>
+          <w:u w:val="single" w:color="00B050"/>
+        </w:rPr>
+        <w:t xml:space="preserve">5 – Clement of Alexandria, </w:t>
+      </w:r>
+      <w:r>
+        <w:rPr>
+          <w:rFonts w:ascii="Gentium" w:hAnsi="Gentium" w:cs="Gentium"/>
+          <w:b/>
+          <w:bCs/>
+          <w:i/>
+          <w:iCs/>
+          <w:noProof/>
+          <w:sz w:val="32"/>
+          <w:szCs w:val="32"/>
+          <w:u w:val="single" w:color="00B050"/>
+          <w:lang w:val="la-Latn"/>
+        </w:rPr>
+        <w:t>Protrepiticus</w:t>
+      </w:r>
+      <w:r>
+        <w:rPr>
+          <w:rFonts w:ascii="Gentium" w:hAnsi="Gentium" w:cs="Gentium"/>
+          <w:b/>
+          <w:bCs/>
+          <w:i/>
+          <w:iCs/>
+          <w:sz w:val="32"/>
+          <w:szCs w:val="32"/>
+          <w:u w:val="single" w:color="00B050"/>
+        </w:rPr>
+        <w:t xml:space="preserve"> 10.94.4</w:t>
+      </w:r>
+    </w:p>
+    <w:p>
+      <w:pPr>
+        <w:keepNext/>
+        <w:widowControl w:val="0"/>
+        <w:suppressAutoHyphens/>
+        <w:spacing w:before="120"/>
+        <w:jc w:val="center"/>
+        <w:rPr>
+          <w:rFonts w:ascii="Gentium" w:hAnsi="Gentium" w:cs="Gentium"/>
+          <w:b/>
+          <w:bCs/>
+          <w:i/>
+          <w:iCs/>
+          <w:color w:val="E36C0A" w:themeColor="accent6" w:themeShade="BF"/>
+          <w:sz w:val="32"/>
+          <w:szCs w:val="32"/>
+          <w:u w:val="single" w:color="00B050"/>
+        </w:rPr>
+      </w:pPr>
+      <w:r>
+        <w:rPr>
+          <w:rFonts w:ascii="Gentium" w:hAnsi="Gentium" w:cs="Gentium"/>
+          <w:i/>
+          <w:iCs/>
+          <w:color w:val="E36C0A" w:themeColor="accent6" w:themeShade="BF"/>
+          <w:sz w:val="26"/>
+          <w:szCs w:val="26"/>
+          <w:u w:color="00B050"/>
+        </w:rPr>
+        <w:t>[</w:t>
+      </w:r>
+      <w:r>
+        <w:rPr>
+          <w:rFonts w:ascii="Gentium" w:hAnsi="Gentium" w:cs="Gentium"/>
+          <w:i/>
+          <w:iCs/>
+          <w:color w:val="E36C0A" w:themeColor="accent6" w:themeShade="BF"/>
+          <w:sz w:val="26"/>
+          <w:szCs w:val="26"/>
+          <w:u w:color="00B050"/>
+        </w:rPr>
+        <w:t xml:space="preserve">Clement of Alexandria. Clemens Alexandrinus, Volume 1: </w:t>
+      </w:r>
+      <w:r>
+        <w:rPr>
+          <w:rFonts w:ascii="Gentium" w:hAnsi="Gentium" w:cs="Gentium"/>
+          <w:i/>
+          <w:iCs/>
+          <w:noProof/>
+          <w:color w:val="E36C0A" w:themeColor="accent6" w:themeShade="BF"/>
+          <w:sz w:val="26"/>
+          <w:szCs w:val="26"/>
+          <w:u w:color="00B050"/>
+          <w:lang w:val="la-Latn"/>
+        </w:rPr>
+        <w:t>Prot</w:t>
+      </w:r>
+      <w:r>
+        <w:rPr>
+          <w:rFonts w:ascii="Gentium" w:hAnsi="Gentium" w:cs="Gentium"/>
+          <w:i/>
+          <w:iCs/>
+          <w:noProof/>
+          <w:color w:val="E36C0A" w:themeColor="accent6" w:themeShade="BF"/>
+          <w:sz w:val="26"/>
+          <w:szCs w:val="26"/>
+          <w:u w:color="00B050"/>
+          <w:lang w:val="la-Latn"/>
+        </w:rPr>
+        <w:t>r</w:t>
+      </w:r>
+      <w:r>
+        <w:rPr>
+          <w:rFonts w:ascii="Gentium" w:hAnsi="Gentium" w:cs="Gentium"/>
+          <w:i/>
+          <w:iCs/>
+          <w:noProof/>
+          <w:color w:val="E36C0A" w:themeColor="accent6" w:themeShade="BF"/>
+          <w:sz w:val="26"/>
+          <w:szCs w:val="26"/>
+          <w:u w:color="00B050"/>
+          <w:lang w:val="la-Latn"/>
+        </w:rPr>
+        <w:t>epticus und Paedagogus</w:t>
+      </w:r>
+      <w:r>
+        <w:rPr>
+          <w:rFonts w:ascii="Gentium" w:hAnsi="Gentium" w:cs="Gentium"/>
+          <w:i/>
+          <w:iCs/>
+          <w:color w:val="E36C0A" w:themeColor="accent6" w:themeShade="BF"/>
+          <w:sz w:val="26"/>
+          <w:szCs w:val="26"/>
+          <w:u w:color="00B050"/>
+        </w:rPr>
+        <w:t xml:space="preserve">. </w:t>
+      </w:r>
+      <w:r>
+        <w:rPr>
+          <w:rFonts w:ascii="Gentium" w:hAnsi="Gentium" w:cs="Gentium"/>
+          <w:i/>
+          <w:iCs/>
+          <w:noProof/>
+          <w:color w:val="E36C0A" w:themeColor="accent6" w:themeShade="BF"/>
+          <w:sz w:val="26"/>
+          <w:szCs w:val="26"/>
+          <w:u w:color="00B050"/>
+          <w:lang w:val="de-DE"/>
+        </w:rPr>
+        <w:t>Stählin</w:t>
+      </w:r>
+      <w:r>
+        <w:rPr>
+          <w:rFonts w:ascii="Gentium" w:hAnsi="Gentium" w:cs="Gentium"/>
+          <w:i/>
+          <w:iCs/>
+          <w:color w:val="E36C0A" w:themeColor="accent6" w:themeShade="BF"/>
+          <w:sz w:val="26"/>
+          <w:szCs w:val="26"/>
+          <w:u w:color="00B050"/>
+        </w:rPr>
+        <w:t>, Otto, editor. Leipzig: Hinrichs, 1905</w:t>
+      </w:r>
+      <w:r>
+        <w:rPr>
+          <w:rFonts w:ascii="Gentium" w:hAnsi="Gentium" w:cs="Gentium"/>
+          <w:i/>
+          <w:iCs/>
+          <w:color w:val="E36C0A" w:themeColor="accent6" w:themeShade="BF"/>
+          <w:sz w:val="26"/>
+          <w:szCs w:val="26"/>
+          <w:u w:color="00B050"/>
+        </w:rPr>
+        <w:t>.]</w:t>
+      </w:r>
+    </w:p>
+    <w:p>
+      <w:pPr>
+        <w:suppressAutoHyphens/>
+        <w:spacing w:before="120"/>
+        <w:jc w:val="both"/>
+        <w:rPr>
+          <w:rFonts w:ascii="Gentium" w:hAnsi="Gentium" w:cs="Gentium"/>
+          <w:i/>
+          <w:iCs/>
+          <w:noProof/>
+          <w:color w:val="7030A0"/>
+          <w:sz w:val="28"/>
+          <w:szCs w:val="28"/>
+        </w:rPr>
+      </w:pPr>
+      <w:r>
+        <w:rPr>
+          <w:rFonts w:ascii="Gentium" w:hAnsi="Gentium" w:cs="Gentium"/>
+          <w:b/>
+          <w:bCs/>
+          <w:i/>
+          <w:iCs/>
+          <w:noProof/>
+          <w:color w:val="EE0000"/>
+          <w:sz w:val="28"/>
+          <w:szCs w:val="28"/>
+          <w:vertAlign w:val="superscript"/>
+        </w:rPr>
+        <w:t>4</w:t>
+      </w:r>
+      <w:r>
+        <w:rPr>
+          <w:rFonts w:ascii="Gentium" w:hAnsi="Gentium" w:cs="Gentium"/>
+          <w:i/>
+          <w:iCs/>
+          <w:noProof/>
+          <w:color w:val="EE0000"/>
+          <w:sz w:val="28"/>
+          <w:szCs w:val="28"/>
+        </w:rPr>
+        <w:t> </w:t>
+      </w:r>
+      <w:r>
+        <w:rPr>
+          <w:rFonts w:ascii="Gentium" w:hAnsi="Gentium" w:cs="Gentium"/>
+          <w:i/>
+          <w:iCs/>
+          <w:noProof/>
+          <w:color w:val="7030A0"/>
+          <w:sz w:val="28"/>
+          <w:szCs w:val="28"/>
+        </w:rPr>
+        <w:t>ὅθεν ἡ γραφὴ εἰκότως εὐαγγελίζεται τοῖς πεπιστευκόσιν· οἱ δὲ ἅγιοι κυρίου κληρονομήσουσι τὴν δόξαν τοῦ θεοῦ καὶ τὴν δύναμιν αὐτοῦ. ποίαν, ὦ μακάριε, δόξαν, εἰπέ μοι· ἣν ὀφθαλμὸς οὐκ εἶδεν οὐδὲ οὖς ἤκουσεν, οὐδὲ ἐπὶ καρδίαν ἀνθρώπου ἀνέβη· καὶ χαρήσονται ἐπὶ τῇ βασιλείᾳ</w:t>
+      </w:r>
+      <w:r>
+        <w:rPr>
+          <w:rFonts w:ascii="Gentium" w:hAnsi="Gentium" w:cs="Gentium"/>
+          <w:i/>
+          <w:iCs/>
+          <w:noProof/>
+          <w:color w:val="7030A0"/>
+          <w:sz w:val="28"/>
+          <w:szCs w:val="28"/>
+        </w:rPr>
+        <w:t xml:space="preserve"> </w:t>
+      </w:r>
+      <w:r>
+        <w:rPr>
+          <w:rFonts w:ascii="Gentium" w:hAnsi="Gentium" w:cs="Gentium"/>
+          <w:i/>
+          <w:iCs/>
+          <w:noProof/>
+          <w:color w:val="7030A0"/>
+          <w:sz w:val="28"/>
+          <w:szCs w:val="28"/>
+        </w:rPr>
+        <w:t>τοῦ κυρίου αὐτῶν εἰς τοὺς αἰῶνας, ἀμήν.</w:t>
+      </w:r>
+    </w:p>
+    <w:p>
+      <w:pPr>
+        <w:keepNext/>
+        <w:widowControl w:val="0"/>
+        <w:suppressAutoHyphens/>
+        <w:spacing w:before="120"/>
+        <w:jc w:val="center"/>
+        <w:rPr>
+          <w:rFonts w:ascii="Gentium" w:hAnsi="Gentium" w:cs="Gentium"/>
+          <w:b/>
+          <w:bCs/>
+          <w:i/>
+          <w:iCs/>
+          <w:sz w:val="32"/>
+          <w:szCs w:val="32"/>
+          <w:u w:val="single" w:color="00B050"/>
+        </w:rPr>
+        <w:sectPr>
+          <w:type w:val="continuous"/>
+          <w:pgSz w:w="16838" w:h="11906" w:orient="landscape" w:code="9"/>
+          <w:pgMar w:top="1418" w:right="1418" w:bottom="1418" w:left="1418" w:header="709" w:footer="709" w:gutter="0"/>
+          <w:cols w:space="708"/>
+          <w:docGrid w:linePitch="360"/>
+        </w:sectPr>
+      </w:pPr>
+    </w:p>
+    <w:p>
+      <w:pPr>
+        <w:keepNext/>
+        <w:widowControl w:val="0"/>
+        <w:suppressAutoHyphens/>
+        <w:spacing w:before="120"/>
+        <w:jc w:val="center"/>
+        <w:rPr>
+          <w:rFonts w:ascii="Gentium" w:hAnsi="Gentium" w:cs="Gentium"/>
+          <w:b/>
+          <w:bCs/>
+          <w:i/>
+          <w:iCs/>
+          <w:sz w:val="32"/>
+          <w:szCs w:val="32"/>
+          <w:u w:val="single" w:color="00B050"/>
+        </w:rPr>
+      </w:pPr>
+      <w:r>
+        <w:rPr>
+          <w:rFonts w:ascii="Gentium" w:hAnsi="Gentium" w:cs="Gentium"/>
+          <w:b/>
+          <w:bCs/>
+          <w:i/>
+          <w:iCs/>
+          <w:sz w:val="32"/>
+          <w:szCs w:val="32"/>
+          <w:u w:val="single" w:color="00B050"/>
+        </w:rPr>
+        <w:t xml:space="preserve">Fragment </w:t>
+      </w:r>
+      <w:r>
+        <w:rPr>
+          <w:rFonts w:ascii="Gentium" w:hAnsi="Gentium" w:cs="Gentium"/>
+          <w:b/>
+          <w:bCs/>
+          <w:i/>
+          <w:iCs/>
+          <w:sz w:val="32"/>
+          <w:szCs w:val="32"/>
+          <w:u w:val="single" w:color="00B050"/>
+        </w:rPr>
+        <w:t>6 – Martyrdom of Peter 10</w:t>
+      </w:r>
+    </w:p>
+    <w:p>
+      <w:pPr>
+        <w:keepNext/>
+        <w:widowControl w:val="0"/>
+        <w:suppressAutoHyphens/>
+        <w:spacing w:before="120"/>
+        <w:jc w:val="center"/>
+        <w:rPr>
+          <w:rFonts w:ascii="Gentium" w:hAnsi="Gentium" w:cs="Gentium"/>
+          <w:b/>
+          <w:bCs/>
+          <w:i/>
+          <w:iCs/>
+          <w:color w:val="E36C0A" w:themeColor="accent6" w:themeShade="BF"/>
+          <w:sz w:val="32"/>
+          <w:szCs w:val="32"/>
+          <w:u w:val="single" w:color="00B050"/>
+        </w:rPr>
+      </w:pPr>
+      <w:r>
+        <w:rPr>
+          <w:rFonts w:ascii="Gentium" w:hAnsi="Gentium" w:cs="Gentium"/>
+          <w:i/>
+          <w:iCs/>
+          <w:color w:val="E36C0A" w:themeColor="accent6" w:themeShade="BF"/>
+          <w:sz w:val="26"/>
+          <w:szCs w:val="26"/>
+          <w:u w:color="00B050"/>
+        </w:rPr>
+        <w:t>[</w:t>
+      </w:r>
+      <w:r>
+        <w:rPr>
+          <w:rFonts w:ascii="Gentium" w:hAnsi="Gentium" w:cs="Gentium"/>
+          <w:i/>
+          <w:iCs/>
+          <w:color w:val="E36C0A" w:themeColor="accent6" w:themeShade="BF"/>
+          <w:sz w:val="26"/>
+          <w:szCs w:val="26"/>
+          <w:u w:color="00B050"/>
+        </w:rPr>
+        <w:t>Ken Penner and Michael S. Heiser, “Old Testament Greek Pseudepigrapha with Morphology” (Lexham Press, 2008)</w:t>
+      </w:r>
+      <w:r>
+        <w:rPr>
+          <w:rFonts w:ascii="Gentium" w:hAnsi="Gentium" w:cs="Gentium"/>
+          <w:i/>
+          <w:iCs/>
+          <w:color w:val="E36C0A" w:themeColor="accent6" w:themeShade="BF"/>
+          <w:sz w:val="26"/>
+          <w:szCs w:val="26"/>
+          <w:u w:color="00B050"/>
+        </w:rPr>
+        <w:t>.]</w:t>
+      </w:r>
+    </w:p>
+    <w:p>
+      <w:pPr>
+        <w:suppressAutoHyphens/>
+        <w:spacing w:before="120"/>
+        <w:jc w:val="both"/>
+        <w:rPr>
+          <w:rFonts w:ascii="Gentium" w:hAnsi="Gentium" w:cs="Gentium"/>
+          <w:i/>
+          <w:iCs/>
+          <w:noProof/>
+          <w:color w:val="7030A0"/>
+          <w:sz w:val="28"/>
+          <w:szCs w:val="28"/>
+        </w:rPr>
+      </w:pPr>
+      <w:r>
+        <w:rPr>
+          <w:rFonts w:ascii="Gentium" w:hAnsi="Gentium" w:cs="Gentium"/>
+          <w:b/>
+          <w:bCs/>
+          <w:i/>
+          <w:iCs/>
+          <w:noProof/>
+          <w:color w:val="EE0000"/>
+          <w:sz w:val="28"/>
+          <w:szCs w:val="28"/>
+          <w:vertAlign w:val="superscript"/>
+        </w:rPr>
+        <w:t>10</w:t>
+      </w:r>
+      <w:r>
+        <w:rPr>
+          <w:rFonts w:ascii="Gentium" w:hAnsi="Gentium" w:cs="Gentium"/>
+          <w:i/>
+          <w:iCs/>
+          <w:noProof/>
+          <w:color w:val="EE0000"/>
+          <w:sz w:val="28"/>
+          <w:szCs w:val="28"/>
+        </w:rPr>
+        <w:t> </w:t>
+      </w:r>
+      <w:r>
+        <w:rPr>
+          <w:rFonts w:ascii="Gentium" w:hAnsi="Gentium" w:cs="Gentium"/>
+          <w:i/>
+          <w:iCs/>
+          <w:noProof/>
+          <w:color w:val="7030A0"/>
+          <w:sz w:val="28"/>
+          <w:szCs w:val="28"/>
+        </w:rPr>
+        <w:t>ἐπὶ τοῦτον οὖν καὶ ὑμεῖς, ἀδελφοί, καταφυγόντες καὶ ἐν αὐτῷ μόνῳ τὸ ὑπάρχειν ὑμᾶς μαθόντες, ἐκείνων τεύξεσθε, ὧν λέγει ὑμῖν· ἃ οὔτε ὀφθαλμὸς εἶδεν, οὔτε οὖς ἤκουσεν, οὔτε ἐπὶ καρδίαν ἀνθρώπου οὐκ ἀνέβη. αἰτοῦμεν οὖν περὶ ὧν ἡμῖν ὑπέσχον δοῦναι, ἀμίαντε Ἰησοῦ.</w:t>
+      </w:r>
+    </w:p>
+    <w:p>
+      <w:pPr>
+        <w:keepNext/>
+        <w:widowControl w:val="0"/>
+        <w:suppressAutoHyphens/>
+        <w:spacing w:before="120"/>
+        <w:jc w:val="center"/>
+        <w:rPr>
+          <w:rFonts w:ascii="Gentium" w:hAnsi="Gentium" w:cs="Gentium"/>
+          <w:b/>
+          <w:bCs/>
+          <w:i/>
+          <w:iCs/>
+          <w:sz w:val="32"/>
+          <w:szCs w:val="32"/>
+          <w:u w:val="single" w:color="00B050"/>
+        </w:rPr>
+        <w:sectPr>
+          <w:type w:val="continuous"/>
+          <w:pgSz w:w="16838" w:h="11906" w:orient="landscape" w:code="9"/>
+          <w:pgMar w:top="1418" w:right="1418" w:bottom="1418" w:left="1418" w:header="709" w:footer="709" w:gutter="0"/>
+          <w:cols w:space="708"/>
+          <w:docGrid w:linePitch="360"/>
+        </w:sectPr>
+      </w:pPr>
+    </w:p>
+    <w:p>
+      <w:pPr>
+        <w:keepNext/>
+        <w:widowControl w:val="0"/>
+        <w:suppressAutoHyphens/>
+        <w:spacing w:before="120"/>
+        <w:jc w:val="center"/>
+        <w:rPr>
+          <w:rFonts w:ascii="Gentium" w:hAnsi="Gentium" w:cs="Gentium"/>
+          <w:b/>
+          <w:bCs/>
+          <w:i/>
+          <w:iCs/>
+          <w:sz w:val="32"/>
+          <w:szCs w:val="32"/>
+          <w:u w:val="single" w:color="00B050"/>
+        </w:rPr>
+      </w:pPr>
+      <w:r>
+        <w:rPr>
+          <w:rFonts w:ascii="Gentium" w:hAnsi="Gentium" w:cs="Gentium"/>
+          <w:b/>
+          <w:bCs/>
+          <w:i/>
+          <w:iCs/>
+          <w:sz w:val="32"/>
+          <w:szCs w:val="32"/>
+          <w:u w:val="single" w:color="00B050"/>
+        </w:rPr>
+        <w:t xml:space="preserve">Fragment </w:t>
+      </w:r>
+      <w:r>
+        <w:rPr>
+          <w:rFonts w:ascii="Gentium" w:hAnsi="Gentium" w:cs="Gentium"/>
+          <w:b/>
+          <w:bCs/>
+          <w:i/>
+          <w:iCs/>
+          <w:sz w:val="32"/>
+          <w:szCs w:val="32"/>
+          <w:u w:val="single" w:color="00B050"/>
+        </w:rPr>
+        <w:t>7 – P</w:t>
+      </w:r>
+      <w:r>
+        <w:rPr>
+          <w:rFonts w:ascii="Gentium" w:hAnsi="Gentium" w:cs="Gentium"/>
+          <w:b/>
+          <w:bCs/>
+          <w:i/>
+          <w:iCs/>
+          <w:sz w:val="32"/>
+          <w:szCs w:val="32"/>
+          <w:u w:val="single" w:color="00B050"/>
+        </w:rPr>
+        <w:t xml:space="preserve">hotius, </w:t>
+      </w:r>
+      <w:r>
+        <w:rPr>
+          <w:rFonts w:ascii="Gentium" w:hAnsi="Gentium" w:cs="Gentium"/>
+          <w:b/>
+          <w:bCs/>
+          <w:i/>
+          <w:iCs/>
+          <w:noProof/>
+          <w:sz w:val="32"/>
+          <w:szCs w:val="32"/>
+          <w:u w:val="single" w:color="00B050"/>
+          <w:lang w:val="la-Latn"/>
+        </w:rPr>
+        <w:t>Ad Amphilochium Quastiones</w:t>
+      </w:r>
+      <w:r>
+        <w:rPr>
+          <w:rFonts w:ascii="Gentium" w:hAnsi="Gentium" w:cs="Gentium"/>
+          <w:b/>
+          <w:bCs/>
+          <w:i/>
+          <w:iCs/>
+          <w:sz w:val="32"/>
+          <w:szCs w:val="32"/>
+          <w:u w:val="single" w:color="00B050"/>
+        </w:rPr>
+        <w:t xml:space="preserve"> 151</w:t>
+      </w:r>
+    </w:p>
+    <w:p>
+      <w:pPr>
+        <w:keepNext/>
+        <w:widowControl w:val="0"/>
+        <w:suppressAutoHyphens/>
+        <w:spacing w:before="120"/>
+        <w:jc w:val="center"/>
+        <w:rPr>
+          <w:rFonts w:ascii="Gentium" w:hAnsi="Gentium" w:cs="Gentium"/>
+          <w:b/>
+          <w:bCs/>
+          <w:i/>
+          <w:iCs/>
+          <w:color w:val="E36C0A" w:themeColor="accent6" w:themeShade="BF"/>
+          <w:sz w:val="32"/>
+          <w:szCs w:val="32"/>
+          <w:u w:val="single" w:color="00B050"/>
+        </w:rPr>
+      </w:pPr>
+      <w:r>
+        <w:rPr>
+          <w:rFonts w:ascii="Gentium" w:hAnsi="Gentium" w:cs="Gentium"/>
+          <w:i/>
+          <w:iCs/>
+          <w:color w:val="E36C0A" w:themeColor="accent6" w:themeShade="BF"/>
+          <w:sz w:val="26"/>
+          <w:szCs w:val="26"/>
+          <w:u w:color="00B050"/>
+        </w:rPr>
+        <w:t>[</w:t>
+      </w:r>
+      <w:r>
+        <w:rPr>
+          <w:rFonts w:ascii="Gentium" w:hAnsi="Gentium" w:cs="Gentium"/>
+          <w:i/>
+          <w:iCs/>
+          <w:color w:val="E36C0A" w:themeColor="accent6" w:themeShade="BF"/>
+          <w:sz w:val="26"/>
+          <w:szCs w:val="26"/>
+          <w:u w:color="00B050"/>
+        </w:rPr>
+        <w:t>Ken Penner and Michael S. Heiser, “Old Testament Greek Pseudepigrapha with Morphology” (Lexham Press, 2008)</w:t>
+      </w:r>
+      <w:r>
+        <w:rPr>
+          <w:rFonts w:ascii="Gentium" w:hAnsi="Gentium" w:cs="Gentium"/>
+          <w:i/>
+          <w:iCs/>
+          <w:color w:val="E36C0A" w:themeColor="accent6" w:themeShade="BF"/>
+          <w:sz w:val="26"/>
+          <w:szCs w:val="26"/>
+          <w:u w:color="00B050"/>
+        </w:rPr>
+        <w:t>.]</w:t>
+      </w:r>
+    </w:p>
+    <w:p>
+      <w:pPr>
+        <w:suppressAutoHyphens/>
+        <w:spacing w:before="120"/>
+        <w:jc w:val="both"/>
+        <w:rPr>
+          <w:rFonts w:ascii="Gentium" w:hAnsi="Gentium" w:cs="Gentium"/>
+          <w:i/>
+          <w:iCs/>
+          <w:noProof/>
+          <w:color w:val="7030A0"/>
+          <w:sz w:val="28"/>
+          <w:szCs w:val="28"/>
+        </w:rPr>
+      </w:pPr>
+      <w:r>
+        <w:rPr>
+          <w:rFonts w:ascii="Gentium" w:hAnsi="Gentium" w:cs="Gentium"/>
+          <w:b/>
+          <w:bCs/>
+          <w:i/>
+          <w:iCs/>
+          <w:noProof/>
+          <w:color w:val="EE0000"/>
+          <w:sz w:val="28"/>
+          <w:szCs w:val="28"/>
+          <w:vertAlign w:val="superscript"/>
+        </w:rPr>
+        <w:t>151</w:t>
+      </w:r>
+      <w:r>
+        <w:rPr>
+          <w:rFonts w:ascii="Gentium" w:hAnsi="Gentium" w:cs="Gentium"/>
+          <w:i/>
+          <w:iCs/>
+          <w:noProof/>
+          <w:color w:val="EE0000"/>
+          <w:sz w:val="28"/>
+          <w:szCs w:val="28"/>
+        </w:rPr>
+        <w:t> </w:t>
+      </w:r>
+      <w:r>
+        <w:rPr>
+          <w:rFonts w:ascii="Gentium" w:hAnsi="Gentium" w:cs="Gentium"/>
+          <w:i/>
+          <w:iCs/>
+          <w:noProof/>
+          <w:color w:val="7030A0"/>
+          <w:sz w:val="28"/>
+          <w:szCs w:val="28"/>
+        </w:rPr>
+        <w:t>Ὁ δὲ μακάριος Παῦλος ἐν τῇ πρὸς Κορινθίους Ἐπιστολῇ ἐκ τῶν λεγομένων τοῦ προφήτου Ἠλίου ἀποκρύφων ταύτης μνημονεύει τῆς φωνῆς· Ἃ ὀφθαλμὸς οὐκ εἶδε, καὶ οὖς οὐκ ἤκουσε, καὶ ἐπὶ καρδίαν ἀνθρώπου οὐκ ἀνέβη, ἃ ἡτοίμασεν ὁ θεὸς τοῖς ἀγαπῶσιν αὐτόν.</w:t>
+      </w:r>
+    </w:p>
+    <w:p>
+      <w:pPr>
+        <w:keepNext/>
+        <w:widowControl w:val="0"/>
+        <w:suppressAutoHyphens/>
+        <w:spacing w:before="120"/>
+        <w:jc w:val="center"/>
+        <w:rPr>
+          <w:rFonts w:ascii="Gentium" w:hAnsi="Gentium" w:cs="Gentium"/>
+          <w:b/>
+          <w:bCs/>
+          <w:i/>
+          <w:iCs/>
+          <w:sz w:val="32"/>
+          <w:szCs w:val="32"/>
+          <w:u w:val="single" w:color="00B050"/>
+        </w:rPr>
+        <w:sectPr>
+          <w:type w:val="continuous"/>
+          <w:pgSz w:w="16838" w:h="11906" w:orient="landscape" w:code="9"/>
+          <w:pgMar w:top="1418" w:right="1418" w:bottom="1418" w:left="1418" w:header="709" w:footer="709" w:gutter="0"/>
+          <w:cols w:space="708"/>
+          <w:docGrid w:linePitch="360"/>
+        </w:sectPr>
+      </w:pPr>
+    </w:p>
+    <w:p>
+      <w:pPr>
+        <w:keepNext/>
+        <w:widowControl w:val="0"/>
+        <w:suppressAutoHyphens/>
+        <w:spacing w:before="120"/>
+        <w:jc w:val="center"/>
+        <w:rPr>
+          <w:rFonts w:ascii="Gentium" w:hAnsi="Gentium" w:cs="Gentium"/>
+          <w:b/>
+          <w:bCs/>
+          <w:i/>
+          <w:iCs/>
+          <w:sz w:val="32"/>
+          <w:szCs w:val="32"/>
+          <w:u w:val="single" w:color="00B050"/>
+        </w:rPr>
+      </w:pPr>
+      <w:r>
+        <w:rPr>
+          <w:rFonts w:ascii="Gentium" w:hAnsi="Gentium" w:cs="Gentium"/>
+          <w:b/>
+          <w:bCs/>
+          <w:i/>
+          <w:iCs/>
+          <w:sz w:val="32"/>
+          <w:szCs w:val="32"/>
+          <w:u w:val="single" w:color="00B050"/>
+        </w:rPr>
+        <w:t xml:space="preserve">Fragment </w:t>
+      </w:r>
+      <w:r>
+        <w:rPr>
+          <w:rFonts w:ascii="Gentium" w:hAnsi="Gentium" w:cs="Gentium"/>
+          <w:b/>
+          <w:bCs/>
+          <w:i/>
+          <w:iCs/>
+          <w:sz w:val="32"/>
+          <w:szCs w:val="32"/>
+          <w:u w:val="single" w:color="00B050"/>
+        </w:rPr>
+        <w:t xml:space="preserve">8 – </w:t>
+      </w:r>
+      <w:r>
+        <w:rPr>
+          <w:rFonts w:ascii="Gentium" w:hAnsi="Gentium" w:cs="Gentium"/>
+          <w:b/>
+          <w:bCs/>
+          <w:i/>
+          <w:iCs/>
+          <w:noProof/>
+          <w:sz w:val="32"/>
+          <w:szCs w:val="32"/>
+          <w:u w:val="single" w:color="00B050"/>
+          <w:lang w:val="la-Latn"/>
+        </w:rPr>
+        <w:t>Hegesippus</w:t>
+      </w:r>
+      <w:r>
+        <w:rPr>
+          <w:rFonts w:ascii="Gentium" w:hAnsi="Gentium" w:cs="Gentium"/>
+          <w:b/>
+          <w:bCs/>
+          <w:i/>
+          <w:iCs/>
+          <w:sz w:val="32"/>
+          <w:szCs w:val="32"/>
+          <w:u w:val="single" w:color="00B050"/>
+        </w:rPr>
+        <w:t xml:space="preserve">, quoted by </w:t>
+      </w:r>
+      <w:r>
+        <w:rPr>
+          <w:rFonts w:ascii="Gentium" w:hAnsi="Gentium" w:cs="Gentium"/>
+          <w:b/>
+          <w:bCs/>
+          <w:i/>
+          <w:iCs/>
+          <w:sz w:val="32"/>
+          <w:szCs w:val="32"/>
+          <w:u w:val="single" w:color="00B050"/>
+        </w:rPr>
+        <w:t>P</w:t>
+      </w:r>
+      <w:r>
+        <w:rPr>
+          <w:rFonts w:ascii="Gentium" w:hAnsi="Gentium" w:cs="Gentium"/>
+          <w:b/>
+          <w:bCs/>
+          <w:i/>
+          <w:iCs/>
+          <w:sz w:val="32"/>
+          <w:szCs w:val="32"/>
+          <w:u w:val="single" w:color="00B050"/>
+        </w:rPr>
+        <w:t xml:space="preserve">hotius, </w:t>
+      </w:r>
+      <w:r>
+        <w:rPr>
+          <w:rFonts w:ascii="Gentium" w:hAnsi="Gentium" w:cs="Gentium"/>
+          <w:b/>
+          <w:bCs/>
+          <w:i/>
+          <w:iCs/>
+          <w:sz w:val="32"/>
+          <w:szCs w:val="32"/>
+          <w:u w:val="single" w:color="00B050"/>
+        </w:rPr>
+        <w:t>B</w:t>
+      </w:r>
+      <w:r>
+        <w:rPr>
+          <w:rFonts w:ascii="Gentium" w:hAnsi="Gentium" w:cs="Gentium"/>
+          <w:b/>
+          <w:bCs/>
+          <w:i/>
+          <w:iCs/>
+          <w:sz w:val="32"/>
+          <w:szCs w:val="32"/>
+          <w:u w:val="single" w:color="00B050"/>
+        </w:rPr>
+        <w:t xml:space="preserve">ibliotheca, </w:t>
+      </w:r>
+      <w:r>
+        <w:rPr>
+          <w:rFonts w:ascii="Gentium" w:hAnsi="Gentium" w:cs="Gentium"/>
+          <w:b/>
+          <w:bCs/>
+          <w:i/>
+          <w:iCs/>
+          <w:sz w:val="32"/>
+          <w:szCs w:val="32"/>
+          <w:u w:val="single" w:color="00B050"/>
+        </w:rPr>
+        <w:t>C</w:t>
+      </w:r>
+      <w:r>
+        <w:rPr>
+          <w:rFonts w:ascii="Gentium" w:hAnsi="Gentium" w:cs="Gentium"/>
+          <w:b/>
+          <w:bCs/>
+          <w:i/>
+          <w:iCs/>
+          <w:sz w:val="32"/>
+          <w:szCs w:val="32"/>
+          <w:u w:val="single" w:color="00B050"/>
+        </w:rPr>
+        <w:t>odex 232</w:t>
+      </w:r>
+    </w:p>
+    <w:p>
+      <w:pPr>
+        <w:keepNext/>
+        <w:widowControl w:val="0"/>
+        <w:suppressAutoHyphens/>
+        <w:spacing w:before="120"/>
+        <w:jc w:val="center"/>
+        <w:rPr>
+          <w:rFonts w:ascii="Gentium" w:hAnsi="Gentium" w:cs="Gentium"/>
+          <w:b/>
+          <w:bCs/>
+          <w:i/>
+          <w:iCs/>
+          <w:color w:val="E36C0A" w:themeColor="accent6" w:themeShade="BF"/>
+          <w:sz w:val="32"/>
+          <w:szCs w:val="32"/>
+          <w:u w:val="single" w:color="00B050"/>
+        </w:rPr>
+      </w:pPr>
+      <w:r>
+        <w:rPr>
+          <w:rFonts w:ascii="Gentium" w:hAnsi="Gentium" w:cs="Gentium"/>
+          <w:i/>
+          <w:iCs/>
+          <w:color w:val="E36C0A" w:themeColor="accent6" w:themeShade="BF"/>
+          <w:sz w:val="26"/>
+          <w:szCs w:val="26"/>
+          <w:u w:color="00B050"/>
+        </w:rPr>
+        <w:t>[</w:t>
+      </w:r>
+      <w:r>
+        <w:rPr>
+          <w:rFonts w:ascii="Gentium" w:hAnsi="Gentium" w:cs="Gentium"/>
+          <w:i/>
+          <w:iCs/>
+          <w:color w:val="E36C0A" w:themeColor="accent6" w:themeShade="BF"/>
+          <w:sz w:val="26"/>
+          <w:szCs w:val="26"/>
+          <w:u w:color="00B050"/>
+        </w:rPr>
+        <w:t>Ken Penner and Michael S. Heiser, “Old Testament Greek Pseudepigrapha with Morphology” (Lexham Press, 2008)</w:t>
+      </w:r>
+      <w:r>
+        <w:rPr>
+          <w:rFonts w:ascii="Gentium" w:hAnsi="Gentium" w:cs="Gentium"/>
+          <w:i/>
+          <w:iCs/>
+          <w:color w:val="E36C0A" w:themeColor="accent6" w:themeShade="BF"/>
+          <w:sz w:val="26"/>
+          <w:szCs w:val="26"/>
+          <w:u w:color="00B050"/>
+        </w:rPr>
+        <w:t>.]</w:t>
+      </w:r>
+    </w:p>
+    <w:p>
+      <w:pPr>
+        <w:suppressAutoHyphens/>
+        <w:spacing w:before="120"/>
+        <w:jc w:val="both"/>
+        <w:rPr>
+          <w:rFonts w:ascii="Gentium" w:hAnsi="Gentium" w:cs="Gentium"/>
+          <w:i/>
+          <w:iCs/>
+          <w:noProof/>
+          <w:color w:val="7030A0"/>
+          <w:sz w:val="28"/>
+          <w:szCs w:val="28"/>
+        </w:rPr>
+      </w:pPr>
+      <w:r>
+        <w:rPr>
+          <w:rFonts w:ascii="Gentium" w:hAnsi="Gentium" w:cs="Gentium"/>
+          <w:b/>
+          <w:bCs/>
+          <w:i/>
+          <w:iCs/>
+          <w:noProof/>
+          <w:color w:val="EE0000"/>
+          <w:sz w:val="28"/>
+          <w:szCs w:val="28"/>
+          <w:vertAlign w:val="superscript"/>
+        </w:rPr>
+        <w:t>232</w:t>
+      </w:r>
+      <w:r>
+        <w:rPr>
+          <w:rFonts w:ascii="Gentium" w:hAnsi="Gentium" w:cs="Gentium"/>
+          <w:i/>
+          <w:iCs/>
+          <w:noProof/>
+          <w:color w:val="EE0000"/>
+          <w:sz w:val="28"/>
+          <w:szCs w:val="28"/>
+        </w:rPr>
+        <w:t> </w:t>
+      </w:r>
+      <w:r>
+        <w:rPr>
+          <w:rFonts w:ascii="Gentium" w:hAnsi="Gentium" w:cs="Gentium"/>
+          <w:i/>
+          <w:iCs/>
+          <w:noProof/>
+          <w:color w:val="7030A0"/>
+          <w:sz w:val="28"/>
+          <w:szCs w:val="28"/>
+        </w:rPr>
+        <w:t>Ὅτι τὰ ἡτοιμασμένα τοῖς δικαίοις ἀγαθὰ οὔτε ὀφθαλμὸς εἶδεν οὔτε οὖς ἤκουσεν οὔτε ἐπὶ καρδίαν ἀνθρώπου ἀνέβη. Ἡγήσιππος μέντοι, ἀρχαῖός τε ἀνὴρ καὶ ἀποστολικός, ἐν τῷ πέμπτῳ τῶν ὑπομνημάτων, οὐκ οἶδʼ ὅ τι καὶ παθών, μάτην μὲν εἰρῆσθαι ταῦτα λέγει, καὶ καταψεύδεσθαι τοὺς ταῦτα φαμένους τῶν τε θειῶν γραφῶν καὶ τοῦ Κυρίου λέγοντος· “Μακάριοι οἱ ὀφθαλμοὶ ὑμῶν οἱ βλέποντες καὶ τὰ ὦτα ὑμῶν τὰ ἀκούοντα” καὶ ἑξῆς.</w:t>
+      </w:r>
+    </w:p>
+    <w:p>
+      <w:pPr>
+        <w:keepNext/>
+        <w:widowControl w:val="0"/>
+        <w:suppressAutoHyphens/>
+        <w:spacing w:before="120"/>
+        <w:jc w:val="center"/>
+        <w:rPr>
+          <w:rFonts w:ascii="Gentium" w:hAnsi="Gentium" w:cs="Gentium"/>
+          <w:b/>
+          <w:bCs/>
+          <w:i/>
+          <w:iCs/>
+          <w:sz w:val="32"/>
+          <w:szCs w:val="32"/>
+          <w:u w:val="single" w:color="00B050"/>
+        </w:rPr>
+        <w:sectPr>
+          <w:type w:val="continuous"/>
+          <w:pgSz w:w="16838" w:h="11906" w:orient="landscape" w:code="9"/>
+          <w:pgMar w:top="1418" w:right="1418" w:bottom="1418" w:left="1418" w:header="709" w:footer="709" w:gutter="0"/>
+          <w:cols w:space="708"/>
+          <w:docGrid w:linePitch="360"/>
+        </w:sectPr>
+      </w:pPr>
+    </w:p>
+    <w:p>
+      <w:pPr>
+        <w:keepNext/>
+        <w:widowControl w:val="0"/>
+        <w:suppressAutoHyphens/>
+        <w:spacing w:before="120"/>
+        <w:jc w:val="center"/>
+        <w:rPr>
+          <w:rFonts w:ascii="Gentium" w:hAnsi="Gentium" w:cs="Gentium"/>
+          <w:b/>
+          <w:bCs/>
+          <w:i/>
+          <w:iCs/>
+          <w:sz w:val="32"/>
+          <w:szCs w:val="32"/>
+          <w:u w:val="single" w:color="00B050"/>
+        </w:rPr>
+      </w:pPr>
+      <w:r>
+        <w:rPr>
+          <w:rFonts w:ascii="Gentium" w:hAnsi="Gentium" w:cs="Gentium"/>
+          <w:b/>
+          <w:bCs/>
+          <w:i/>
+          <w:iCs/>
+          <w:sz w:val="32"/>
+          <w:szCs w:val="32"/>
+          <w:u w:val="single" w:color="00B050"/>
+        </w:rPr>
+        <w:lastRenderedPageBreak/>
+        <w:t xml:space="preserve">Fragment </w:t>
+      </w:r>
+      <w:r>
+        <w:rPr>
+          <w:rFonts w:ascii="Gentium" w:hAnsi="Gentium" w:cs="Gentium"/>
+          <w:b/>
+          <w:bCs/>
+          <w:i/>
+          <w:iCs/>
+          <w:sz w:val="32"/>
+          <w:szCs w:val="32"/>
+          <w:u w:val="single" w:color="00B050"/>
+        </w:rPr>
+        <w:t>9 – Ephesians 5:14</w:t>
+      </w:r>
+    </w:p>
+    <w:p>
+      <w:pPr>
+        <w:keepNext/>
+        <w:widowControl w:val="0"/>
+        <w:suppressAutoHyphens/>
+        <w:spacing w:before="120"/>
+        <w:jc w:val="center"/>
+        <w:rPr>
+          <w:rFonts w:ascii="Gentium" w:hAnsi="Gentium" w:cs="Gentium"/>
+          <w:b/>
+          <w:bCs/>
+          <w:i/>
+          <w:iCs/>
+          <w:color w:val="E36C0A" w:themeColor="accent6" w:themeShade="BF"/>
+          <w:sz w:val="32"/>
+          <w:szCs w:val="32"/>
+          <w:u w:val="single" w:color="00B050"/>
+        </w:rPr>
+      </w:pPr>
+      <w:r>
+        <w:rPr>
+          <w:rFonts w:ascii="Gentium" w:hAnsi="Gentium" w:cs="Gentium"/>
+          <w:i/>
+          <w:iCs/>
+          <w:color w:val="E36C0A" w:themeColor="accent6" w:themeShade="BF"/>
+          <w:sz w:val="26"/>
+          <w:szCs w:val="26"/>
+          <w:u w:color="00B050"/>
+        </w:rPr>
+        <w:t>[</w:t>
+      </w:r>
+      <w:hyperlink r:id="rId9" w:history="1">
+        <w:r>
+          <w:rPr>
+            <w:rStyle w:val="Hyperlink"/>
+            <w:rFonts w:ascii="Gentium" w:hAnsi="Gentium" w:cs="Gentium"/>
+            <w:i/>
+            <w:iCs/>
+            <w:color w:val="E36C0A" w:themeColor="accent6" w:themeShade="BF"/>
+            <w:sz w:val="26"/>
+            <w:szCs w:val="26"/>
+            <w:u w:val="none" w:color="00B050"/>
+          </w:rPr>
+          <w:t xml:space="preserve">From </w:t>
+        </w:r>
+        <w:r>
+          <w:rPr>
+            <w:rStyle w:val="Hyperlink"/>
+            <w:rFonts w:ascii="Gentium" w:hAnsi="Gentium" w:cs="Gentium"/>
+            <w:i/>
+            <w:iCs/>
+            <w:color w:val="E36C0A" w:themeColor="accent6" w:themeShade="BF"/>
+            <w:sz w:val="26"/>
+            <w:szCs w:val="26"/>
+            <w:u w:color="0070C0"/>
+          </w:rPr>
+          <w:t>this collection</w:t>
+        </w:r>
+        <w:r>
+          <w:rPr>
+            <w:rStyle w:val="Hyperlink"/>
+            <w:rFonts w:ascii="Gentium" w:hAnsi="Gentium" w:cs="Gentium"/>
+            <w:i/>
+            <w:iCs/>
+            <w:color w:val="E36C0A" w:themeColor="accent6" w:themeShade="BF"/>
+            <w:sz w:val="26"/>
+            <w:szCs w:val="26"/>
+            <w:u w:val="none" w:color="00B050"/>
+          </w:rPr>
+          <w:t>.</w:t>
+        </w:r>
+      </w:hyperlink>
+      <w:r>
+        <w:rPr>
+          <w:rFonts w:ascii="Gentium" w:hAnsi="Gentium" w:cs="Gentium"/>
+          <w:i/>
+          <w:iCs/>
+          <w:color w:val="E36C0A" w:themeColor="accent6" w:themeShade="BF"/>
+          <w:sz w:val="26"/>
+          <w:szCs w:val="26"/>
+          <w:u w:color="00B050"/>
+        </w:rPr>
+        <w:t>]</w:t>
+      </w:r>
+    </w:p>
+    <w:p>
+      <w:pPr>
+        <w:suppressAutoHyphens/>
+        <w:spacing w:before="120"/>
+        <w:jc w:val="both"/>
+        <w:rPr>
+          <w:rFonts w:ascii="Gentium" w:hAnsi="Gentium" w:cs="Gentium"/>
+          <w:i/>
+          <w:iCs/>
+          <w:noProof/>
+          <w:color w:val="7030A0"/>
+          <w:sz w:val="28"/>
+          <w:szCs w:val="28"/>
+        </w:rPr>
+      </w:pPr>
+      <w:r>
+        <w:rPr>
+          <w:rFonts w:ascii="Gentium" w:hAnsi="Gentium" w:cs="Gentium"/>
+          <w:b/>
+          <w:bCs/>
+          <w:i/>
+          <w:iCs/>
+          <w:noProof/>
+          <w:color w:val="EE0000"/>
+          <w:sz w:val="28"/>
+          <w:szCs w:val="28"/>
+          <w:vertAlign w:val="superscript"/>
+        </w:rPr>
+        <w:t>14</w:t>
+      </w:r>
+      <w:r>
+        <w:rPr>
+          <w:rFonts w:ascii="Gentium" w:hAnsi="Gentium" w:cs="Gentium"/>
+          <w:i/>
+          <w:iCs/>
+          <w:noProof/>
+          <w:color w:val="EE0000"/>
+          <w:sz w:val="28"/>
+          <w:szCs w:val="28"/>
+        </w:rPr>
+        <w:t xml:space="preserve"> </w:t>
+      </w:r>
+      <w:r>
+        <w:rPr>
+          <w:rFonts w:ascii="Gentium" w:hAnsi="Gentium" w:cs="Gentium"/>
+          <w:i/>
+          <w:iCs/>
+          <w:noProof/>
+          <w:color w:val="7030A0"/>
+          <w:sz w:val="28"/>
+          <w:szCs w:val="28"/>
+        </w:rPr>
+        <w:t>…</w:t>
+      </w:r>
+      <w:r>
+        <w:rPr>
+          <w:rFonts w:ascii="Gentium" w:hAnsi="Gentium" w:cs="Gentium"/>
+          <w:i/>
+          <w:iCs/>
+          <w:noProof/>
+          <w:color w:val="7030A0"/>
+          <w:sz w:val="28"/>
+          <w:szCs w:val="28"/>
+        </w:rPr>
+        <w:t xml:space="preserve"> διὸ λέγει, Ἔγειρε, ὁ καθεύδων, καὶ ἀνάστα ἐκ τῶν νεκρῶν, καὶ ἐπιφαύσει σοι ὁ Χριστός.</w:t>
+      </w:r>
+    </w:p>
+    <w:p>
+      <w:pPr>
+        <w:keepNext/>
+        <w:widowControl w:val="0"/>
+        <w:suppressAutoHyphens/>
+        <w:spacing w:before="120"/>
+        <w:jc w:val="center"/>
+        <w:rPr>
+          <w:rFonts w:ascii="Gentium" w:hAnsi="Gentium" w:cs="Gentium"/>
+          <w:b/>
+          <w:bCs/>
+          <w:i/>
+          <w:iCs/>
+          <w:sz w:val="32"/>
+          <w:szCs w:val="32"/>
+          <w:u w:val="single" w:color="00B050"/>
+        </w:rPr>
+        <w:sectPr>
+          <w:type w:val="continuous"/>
+          <w:pgSz w:w="16838" w:h="11906" w:orient="landscape" w:code="9"/>
+          <w:pgMar w:top="1418" w:right="1418" w:bottom="1418" w:left="1418" w:header="709" w:footer="709" w:gutter="0"/>
+          <w:cols w:space="708"/>
+          <w:docGrid w:linePitch="360"/>
+        </w:sectPr>
+      </w:pPr>
+    </w:p>
+    <w:p>
+      <w:pPr>
+        <w:keepNext/>
+        <w:widowControl w:val="0"/>
+        <w:suppressAutoHyphens/>
+        <w:spacing w:before="120"/>
+        <w:jc w:val="center"/>
+        <w:rPr>
+          <w:rFonts w:ascii="Gentium" w:hAnsi="Gentium" w:cs="Gentium"/>
+          <w:b/>
+          <w:bCs/>
+          <w:i/>
+          <w:iCs/>
+          <w:sz w:val="32"/>
+          <w:szCs w:val="32"/>
+          <w:u w:val="single" w:color="00B050"/>
+        </w:rPr>
+      </w:pPr>
+      <w:r>
+        <w:rPr>
+          <w:rFonts w:ascii="Gentium" w:hAnsi="Gentium" w:cs="Gentium"/>
+          <w:b/>
+          <w:bCs/>
+          <w:i/>
+          <w:iCs/>
+          <w:sz w:val="32"/>
+          <w:szCs w:val="32"/>
+          <w:u w:val="single" w:color="00B050"/>
+        </w:rPr>
+        <w:t>Fragment 1</w:t>
+      </w:r>
+      <w:r>
+        <w:rPr>
+          <w:rFonts w:ascii="Gentium" w:hAnsi="Gentium" w:cs="Gentium"/>
+          <w:b/>
+          <w:bCs/>
+          <w:i/>
+          <w:iCs/>
+          <w:sz w:val="32"/>
+          <w:szCs w:val="32"/>
+          <w:u w:val="single" w:color="00B050"/>
+        </w:rPr>
+        <w:t>0 - H</w:t>
+      </w:r>
+      <w:r>
+        <w:rPr>
+          <w:rFonts w:ascii="Gentium" w:hAnsi="Gentium" w:cs="Gentium"/>
+          <w:b/>
+          <w:bCs/>
+          <w:i/>
+          <w:iCs/>
+          <w:sz w:val="32"/>
+          <w:szCs w:val="32"/>
+          <w:u w:val="single" w:color="00B050"/>
+        </w:rPr>
+        <w:t xml:space="preserve">ippolytus, </w:t>
+      </w:r>
+      <w:r>
+        <w:rPr>
+          <w:rFonts w:ascii="Gentium" w:hAnsi="Gentium" w:cs="Gentium"/>
+          <w:b/>
+          <w:bCs/>
+          <w:i/>
+          <w:iCs/>
+          <w:sz w:val="32"/>
+          <w:szCs w:val="32"/>
+          <w:u w:val="single" w:color="00B050"/>
+        </w:rPr>
+        <w:t>O</w:t>
+      </w:r>
+      <w:r>
+        <w:rPr>
+          <w:rFonts w:ascii="Gentium" w:hAnsi="Gentium" w:cs="Gentium"/>
+          <w:b/>
+          <w:bCs/>
+          <w:i/>
+          <w:iCs/>
+          <w:sz w:val="32"/>
+          <w:szCs w:val="32"/>
+          <w:u w:val="single" w:color="00B050"/>
+        </w:rPr>
+        <w:t xml:space="preserve">n </w:t>
+      </w:r>
+      <w:r>
+        <w:rPr>
+          <w:rFonts w:ascii="Gentium" w:hAnsi="Gentium" w:cs="Gentium"/>
+          <w:b/>
+          <w:bCs/>
+          <w:i/>
+          <w:iCs/>
+          <w:sz w:val="32"/>
+          <w:szCs w:val="32"/>
+          <w:u w:val="single" w:color="00B050"/>
+        </w:rPr>
+        <w:t>C</w:t>
+      </w:r>
+      <w:r>
+        <w:rPr>
+          <w:rFonts w:ascii="Gentium" w:hAnsi="Gentium" w:cs="Gentium"/>
+          <w:b/>
+          <w:bCs/>
+          <w:i/>
+          <w:iCs/>
+          <w:sz w:val="32"/>
+          <w:szCs w:val="32"/>
+          <w:u w:val="single" w:color="00B050"/>
+        </w:rPr>
+        <w:t xml:space="preserve">hrist and </w:t>
+      </w:r>
+      <w:r>
+        <w:rPr>
+          <w:rFonts w:ascii="Gentium" w:hAnsi="Gentium" w:cs="Gentium"/>
+          <w:b/>
+          <w:bCs/>
+          <w:i/>
+          <w:iCs/>
+          <w:sz w:val="32"/>
+          <w:szCs w:val="32"/>
+          <w:u w:val="single" w:color="00B050"/>
+        </w:rPr>
+        <w:t>A</w:t>
+      </w:r>
+      <w:r>
+        <w:rPr>
+          <w:rFonts w:ascii="Gentium" w:hAnsi="Gentium" w:cs="Gentium"/>
+          <w:b/>
+          <w:bCs/>
+          <w:i/>
+          <w:iCs/>
+          <w:sz w:val="32"/>
+          <w:szCs w:val="32"/>
+          <w:u w:val="single" w:color="00B050"/>
+        </w:rPr>
+        <w:t>ntichrist, 65</w:t>
+      </w:r>
+    </w:p>
+    <w:p>
+      <w:pPr>
+        <w:keepNext/>
+        <w:widowControl w:val="0"/>
+        <w:suppressAutoHyphens/>
+        <w:spacing w:before="120"/>
+        <w:jc w:val="center"/>
+        <w:rPr>
+          <w:rFonts w:ascii="Gentium" w:hAnsi="Gentium" w:cs="Gentium"/>
+          <w:b/>
+          <w:bCs/>
+          <w:i/>
+          <w:iCs/>
+          <w:color w:val="E36C0A" w:themeColor="accent6" w:themeShade="BF"/>
+          <w:sz w:val="32"/>
+          <w:szCs w:val="32"/>
+          <w:u w:val="single" w:color="00B050"/>
+        </w:rPr>
+      </w:pPr>
+      <w:r>
+        <w:rPr>
+          <w:rFonts w:ascii="Gentium" w:hAnsi="Gentium" w:cs="Gentium"/>
+          <w:i/>
+          <w:iCs/>
+          <w:color w:val="E36C0A" w:themeColor="accent6" w:themeShade="BF"/>
+          <w:sz w:val="26"/>
+          <w:szCs w:val="26"/>
+          <w:u w:color="00B050"/>
+        </w:rPr>
+        <w:t>[</w:t>
+      </w:r>
+      <w:r>
+        <w:rPr>
+          <w:rFonts w:ascii="Gentium" w:hAnsi="Gentium" w:cs="Gentium"/>
+          <w:i/>
+          <w:iCs/>
+          <w:color w:val="E36C0A" w:themeColor="accent6" w:themeShade="BF"/>
+          <w:sz w:val="26"/>
+          <w:szCs w:val="26"/>
+          <w:u w:color="00B050"/>
+        </w:rPr>
+        <w:t>Ken Penner and Michael S. Heiser, “Old Testament Greek Pseudepigrapha with Morphology” (Lexham Press, 2008)</w:t>
+      </w:r>
+      <w:r>
+        <w:rPr>
+          <w:rFonts w:ascii="Gentium" w:hAnsi="Gentium" w:cs="Gentium"/>
+          <w:i/>
+          <w:iCs/>
+          <w:color w:val="E36C0A" w:themeColor="accent6" w:themeShade="BF"/>
+          <w:sz w:val="26"/>
+          <w:szCs w:val="26"/>
+          <w:u w:color="00B050"/>
+        </w:rPr>
+        <w:t>.]</w:t>
+      </w:r>
+    </w:p>
+    <w:p>
+      <w:pPr>
+        <w:suppressAutoHyphens/>
+        <w:spacing w:before="120"/>
+        <w:jc w:val="both"/>
+        <w:rPr>
+          <w:rFonts w:ascii="Gentium" w:hAnsi="Gentium" w:cs="Gentium"/>
+          <w:i/>
+          <w:iCs/>
+          <w:noProof/>
+          <w:color w:val="7030A0"/>
+          <w:sz w:val="28"/>
+          <w:szCs w:val="28"/>
+        </w:rPr>
+      </w:pPr>
+      <w:r>
+        <w:rPr>
+          <w:rFonts w:ascii="Gentium" w:hAnsi="Gentium" w:cs="Gentium"/>
+          <w:b/>
+          <w:bCs/>
+          <w:i/>
+          <w:iCs/>
+          <w:noProof/>
+          <w:color w:val="EE0000"/>
+          <w:sz w:val="28"/>
+          <w:szCs w:val="28"/>
+          <w:vertAlign w:val="superscript"/>
+        </w:rPr>
+        <w:t>65</w:t>
+      </w:r>
+      <w:r>
+        <w:rPr>
+          <w:rFonts w:ascii="Gentium" w:hAnsi="Gentium" w:cs="Gentium"/>
+          <w:i/>
+          <w:iCs/>
+          <w:noProof/>
+          <w:color w:val="EE0000"/>
+          <w:sz w:val="28"/>
+          <w:szCs w:val="28"/>
+        </w:rPr>
+        <w:t> </w:t>
+      </w:r>
+      <w:r>
+        <w:rPr>
+          <w:rFonts w:ascii="Gentium" w:hAnsi="Gentium" w:cs="Gentium"/>
+          <w:i/>
+          <w:iCs/>
+          <w:noProof/>
+          <w:color w:val="7030A0"/>
+          <w:sz w:val="28"/>
+          <w:szCs w:val="28"/>
+        </w:rPr>
+        <w:t>ὁ δὲ προφήτης λέγει· ἔγειρε ὁ καθεύδων καὶ ἐξεγέρθητι ἐκ τῶν νεκρῶν, καὶ ἐπιφαύσει σοι ὁ Χριστός.</w:t>
+      </w:r>
+    </w:p>
+    <w:p>
+      <w:pPr>
+        <w:keepNext/>
+        <w:widowControl w:val="0"/>
+        <w:suppressAutoHyphens/>
+        <w:spacing w:before="120"/>
+        <w:jc w:val="center"/>
+        <w:rPr>
+          <w:rFonts w:ascii="Gentium" w:hAnsi="Gentium" w:cs="Gentium"/>
+          <w:b/>
+          <w:bCs/>
+          <w:i/>
+          <w:iCs/>
+          <w:sz w:val="32"/>
+          <w:szCs w:val="32"/>
+          <w:u w:val="single" w:color="00B050"/>
+        </w:rPr>
+        <w:sectPr>
+          <w:type w:val="continuous"/>
+          <w:pgSz w:w="16838" w:h="11906" w:orient="landscape" w:code="9"/>
+          <w:pgMar w:top="1418" w:right="1418" w:bottom="1418" w:left="1418" w:header="709" w:footer="709" w:gutter="0"/>
+          <w:cols w:space="708"/>
+          <w:docGrid w:linePitch="360"/>
+        </w:sectPr>
+      </w:pPr>
+    </w:p>
+    <w:p>
+      <w:pPr>
+        <w:keepNext/>
+        <w:widowControl w:val="0"/>
+        <w:suppressAutoHyphens/>
+        <w:spacing w:before="120"/>
+        <w:jc w:val="center"/>
+        <w:rPr>
+          <w:rFonts w:ascii="Gentium" w:hAnsi="Gentium" w:cs="Gentium"/>
+          <w:b/>
+          <w:bCs/>
+          <w:i/>
+          <w:iCs/>
+          <w:sz w:val="32"/>
+          <w:szCs w:val="32"/>
+          <w:u w:val="single" w:color="00B050"/>
+        </w:rPr>
+      </w:pPr>
+      <w:r>
+        <w:rPr>
+          <w:rFonts w:ascii="Gentium" w:hAnsi="Gentium" w:cs="Gentium"/>
+          <w:b/>
+          <w:bCs/>
+          <w:i/>
+          <w:iCs/>
+          <w:sz w:val="32"/>
+          <w:szCs w:val="32"/>
+          <w:u w:val="single" w:color="00B050"/>
+        </w:rPr>
+        <w:t>Fragment 1</w:t>
+      </w:r>
+      <w:r>
+        <w:rPr>
+          <w:rFonts w:ascii="Gentium" w:hAnsi="Gentium" w:cs="Gentium"/>
+          <w:b/>
+          <w:bCs/>
+          <w:i/>
+          <w:iCs/>
+          <w:sz w:val="32"/>
+          <w:szCs w:val="32"/>
+          <w:u w:val="single" w:color="00B050"/>
+        </w:rPr>
+        <w:t xml:space="preserve">1 – Epiphanius, </w:t>
+      </w:r>
+      <w:r>
+        <w:rPr>
+          <w:rFonts w:ascii="Gentium" w:hAnsi="Gentium" w:cs="Gentium"/>
+          <w:b/>
+          <w:bCs/>
+          <w:i/>
+          <w:iCs/>
+          <w:noProof/>
+          <w:sz w:val="32"/>
+          <w:szCs w:val="32"/>
+          <w:u w:val="single" w:color="00B050"/>
+          <w:lang w:val="la-Latn"/>
+        </w:rPr>
+        <w:t>Panarion</w:t>
+      </w:r>
+      <w:r>
+        <w:rPr>
+          <w:rFonts w:ascii="Gentium" w:hAnsi="Gentium" w:cs="Gentium"/>
+          <w:b/>
+          <w:bCs/>
+          <w:i/>
+          <w:iCs/>
+          <w:sz w:val="32"/>
+          <w:szCs w:val="32"/>
+          <w:u w:val="single" w:color="00B050"/>
+        </w:rPr>
+        <w:t xml:space="preserve"> 42.12.3</w:t>
+      </w:r>
+    </w:p>
+    <w:p>
+      <w:pPr>
+        <w:keepNext/>
+        <w:widowControl w:val="0"/>
+        <w:suppressAutoHyphens/>
+        <w:spacing w:before="120"/>
+        <w:jc w:val="center"/>
+        <w:rPr>
+          <w:rFonts w:ascii="Gentium" w:hAnsi="Gentium" w:cs="Gentium"/>
+          <w:b/>
+          <w:bCs/>
+          <w:i/>
+          <w:iCs/>
+          <w:color w:val="E36C0A" w:themeColor="accent6" w:themeShade="BF"/>
+          <w:sz w:val="32"/>
+          <w:szCs w:val="32"/>
+          <w:u w:val="single" w:color="00B050"/>
+        </w:rPr>
+      </w:pPr>
+      <w:r>
+        <w:rPr>
+          <w:rFonts w:ascii="Gentium" w:hAnsi="Gentium" w:cs="Gentium"/>
+          <w:i/>
+          <w:iCs/>
+          <w:color w:val="E36C0A" w:themeColor="accent6" w:themeShade="BF"/>
+          <w:sz w:val="26"/>
+          <w:szCs w:val="26"/>
+          <w:u w:color="00B050"/>
+        </w:rPr>
+        <w:t>[</w:t>
+      </w:r>
+      <w:r>
+        <w:rPr>
+          <w:rFonts w:ascii="Gentium" w:hAnsi="Gentium" w:cs="Gentium"/>
+          <w:i/>
+          <w:iCs/>
+          <w:color w:val="E36C0A" w:themeColor="accent6" w:themeShade="BF"/>
+          <w:sz w:val="26"/>
+          <w:szCs w:val="26"/>
+          <w:u w:color="00B050"/>
+        </w:rPr>
+        <w:t>Epiphanius, Volume 1-3. Holl, Karl, editor. Leipzig: Hinrichs, 1915-1933</w:t>
+      </w:r>
+      <w:r>
+        <w:rPr>
+          <w:rFonts w:ascii="Gentium" w:hAnsi="Gentium" w:cs="Gentium"/>
+          <w:i/>
+          <w:iCs/>
+          <w:color w:val="E36C0A" w:themeColor="accent6" w:themeShade="BF"/>
+          <w:sz w:val="26"/>
+          <w:szCs w:val="26"/>
+          <w:u w:color="00B050"/>
+        </w:rPr>
+        <w:t>.]</w:t>
+      </w:r>
+    </w:p>
+    <w:p>
+      <w:pPr>
+        <w:suppressAutoHyphens/>
+        <w:spacing w:before="120"/>
+        <w:jc w:val="both"/>
+        <w:rPr>
+          <w:rFonts w:ascii="Gentium" w:hAnsi="Gentium" w:cs="Gentium"/>
+          <w:i/>
+          <w:iCs/>
+          <w:noProof/>
+          <w:color w:val="7030A0"/>
+          <w:sz w:val="28"/>
+          <w:szCs w:val="28"/>
+        </w:rPr>
+      </w:pPr>
+      <w:r>
+        <w:rPr>
+          <w:rFonts w:ascii="Gentium" w:hAnsi="Gentium" w:cs="Gentium"/>
+          <w:b/>
+          <w:bCs/>
+          <w:i/>
+          <w:iCs/>
+          <w:noProof/>
+          <w:color w:val="EE0000"/>
+          <w:sz w:val="28"/>
+          <w:szCs w:val="28"/>
+          <w:vertAlign w:val="superscript"/>
+        </w:rPr>
+        <w:t>3</w:t>
+      </w:r>
+      <w:r>
+        <w:rPr>
+          <w:rFonts w:ascii="Gentium" w:hAnsi="Gentium" w:cs="Gentium"/>
+          <w:i/>
+          <w:iCs/>
+          <w:noProof/>
+          <w:color w:val="EE0000"/>
+          <w:sz w:val="28"/>
+          <w:szCs w:val="28"/>
+        </w:rPr>
+        <w:t> </w:t>
+      </w:r>
+      <w:r>
+        <w:rPr>
+          <w:rFonts w:ascii="Gentium" w:hAnsi="Gentium" w:cs="Gentium"/>
+          <w:i/>
+          <w:iCs/>
+          <w:noProof/>
+          <w:color w:val="7030A0"/>
+          <w:sz w:val="28"/>
+          <w:szCs w:val="28"/>
+        </w:rPr>
+        <w:t>… ἔγειρε ὁ καθεύδων καὶ ἀνάστα ἐκ τῶν νεκρῶν καὶ ἐπιφαύσει σοι ὁ Χριστός.</w:t>
+      </w:r>
+      <w:r>
+        <w:rPr>
+          <w:rFonts w:ascii="Gentium" w:hAnsi="Gentium" w:cs="Gentium"/>
+          <w:i/>
+          <w:iCs/>
+          <w:noProof/>
+          <w:color w:val="7030A0"/>
+          <w:sz w:val="28"/>
+          <w:szCs w:val="28"/>
+        </w:rPr>
+        <w:t xml:space="preserve"> </w:t>
+      </w:r>
+      <w:r>
+        <w:rPr>
+          <w:rFonts w:ascii="Gentium" w:hAnsi="Gentium" w:cs="Gentium"/>
+          <w:i/>
+          <w:iCs/>
+          <w:noProof/>
+          <w:color w:val="7030A0"/>
+          <w:sz w:val="28"/>
+          <w:szCs w:val="28"/>
+        </w:rPr>
+        <w:t>… τοῦτο δὲ ἐμφέρεται παρὰ τῷ Ἠλίᾳ. πόθεν δὲ ὡρμᾶτο ὁ Ἠλίας</w:t>
+      </w:r>
+      <w:r>
+        <w:rPr>
+          <w:rFonts w:ascii="Gentium" w:hAnsi="Gentium" w:cs="Gentium"/>
+          <w:i/>
+          <w:iCs/>
+          <w:noProof/>
+          <w:color w:val="7030A0"/>
+          <w:sz w:val="28"/>
+          <w:szCs w:val="28"/>
+        </w:rPr>
+        <w:t>;</w:t>
+      </w:r>
+      <w:r>
+        <w:rPr>
+          <w:rFonts w:ascii="Gentium" w:hAnsi="Gentium" w:cs="Gentium"/>
+          <w:i/>
+          <w:iCs/>
+          <w:noProof/>
+          <w:color w:val="7030A0"/>
+          <w:sz w:val="28"/>
+          <w:szCs w:val="28"/>
+        </w:rPr>
+        <w:t xml:space="preserve"> ἀλλὰ εἷς ἦν τῶν προφητῶν τῶν κατὰ νόμον πεπολιτευμένων, ἀπὸ νόμου καὶ προφητῶν ὁρμώμενος.</w:t>
+      </w:r>
+    </w:p>
+    <w:p>
+      <w:pPr>
+        <w:keepNext/>
+        <w:widowControl w:val="0"/>
+        <w:suppressAutoHyphens/>
+        <w:spacing w:before="120"/>
+        <w:jc w:val="center"/>
+        <w:rPr>
+          <w:rFonts w:ascii="Gentium" w:hAnsi="Gentium" w:cs="Gentium"/>
+          <w:b/>
+          <w:bCs/>
+          <w:i/>
+          <w:iCs/>
+          <w:sz w:val="32"/>
+          <w:szCs w:val="32"/>
+          <w:u w:val="single" w:color="00B050"/>
+        </w:rPr>
+        <w:sectPr>
+          <w:type w:val="continuous"/>
+          <w:pgSz w:w="16838" w:h="11906" w:orient="landscape" w:code="9"/>
+          <w:pgMar w:top="1418" w:right="1418" w:bottom="1418" w:left="1418" w:header="709" w:footer="709" w:gutter="0"/>
+          <w:cols w:space="708"/>
+          <w:docGrid w:linePitch="360"/>
+        </w:sectPr>
+      </w:pPr>
+    </w:p>
+    <w:p>
+      <w:pPr>
+        <w:keepNext/>
+        <w:widowControl w:val="0"/>
+        <w:suppressAutoHyphens/>
+        <w:spacing w:before="120"/>
+        <w:jc w:val="center"/>
+        <w:rPr>
+          <w:rFonts w:ascii="Gentium" w:hAnsi="Gentium" w:cs="Gentium"/>
+          <w:b/>
+          <w:bCs/>
+          <w:i/>
+          <w:iCs/>
+          <w:sz w:val="32"/>
+          <w:szCs w:val="32"/>
+          <w:u w:val="single" w:color="00B050"/>
+        </w:rPr>
+      </w:pPr>
+      <w:r>
+        <w:rPr>
+          <w:rFonts w:ascii="Gentium" w:hAnsi="Gentium" w:cs="Gentium"/>
+          <w:b/>
+          <w:bCs/>
+          <w:i/>
+          <w:iCs/>
+          <w:sz w:val="32"/>
+          <w:szCs w:val="32"/>
+          <w:u w:val="single" w:color="00B050"/>
+        </w:rPr>
+        <w:t>Fragment 1</w:t>
+      </w:r>
+      <w:r>
+        <w:rPr>
+          <w:rFonts w:ascii="Gentium" w:hAnsi="Gentium" w:cs="Gentium"/>
+          <w:b/>
+          <w:bCs/>
+          <w:i/>
+          <w:iCs/>
+          <w:sz w:val="32"/>
+          <w:szCs w:val="32"/>
+          <w:u w:val="single" w:color="00B050"/>
+        </w:rPr>
+        <w:t xml:space="preserve">2 – </w:t>
+      </w:r>
+      <w:r>
+        <w:rPr>
+          <w:rFonts w:ascii="Gentium" w:hAnsi="Gentium" w:cs="Gentium"/>
+          <w:b/>
+          <w:bCs/>
+          <w:i/>
+          <w:iCs/>
+          <w:noProof/>
+          <w:sz w:val="32"/>
+          <w:szCs w:val="32"/>
+          <w:u w:val="single" w:color="00B050"/>
+          <w:lang w:val="la-Latn"/>
+        </w:rPr>
+        <w:t>Georgius Synchellus, Chronographia</w:t>
+      </w:r>
+    </w:p>
+    <w:p>
+      <w:pPr>
+        <w:keepNext/>
+        <w:widowControl w:val="0"/>
+        <w:suppressAutoHyphens/>
+        <w:spacing w:before="120"/>
+        <w:jc w:val="center"/>
+        <w:rPr>
+          <w:rFonts w:ascii="Gentium" w:hAnsi="Gentium" w:cs="Gentium"/>
+          <w:b/>
+          <w:bCs/>
+          <w:i/>
+          <w:iCs/>
+          <w:color w:val="E36C0A" w:themeColor="accent6" w:themeShade="BF"/>
+          <w:sz w:val="32"/>
+          <w:szCs w:val="32"/>
+          <w:u w:val="single" w:color="00B050"/>
+        </w:rPr>
+      </w:pPr>
+      <w:r>
+        <w:rPr>
+          <w:rFonts w:ascii="Gentium" w:hAnsi="Gentium" w:cs="Gentium"/>
+          <w:i/>
+          <w:iCs/>
+          <w:color w:val="E36C0A" w:themeColor="accent6" w:themeShade="BF"/>
+          <w:sz w:val="26"/>
+          <w:szCs w:val="26"/>
+          <w:u w:color="00B050"/>
+        </w:rPr>
+        <w:t>[</w:t>
+      </w:r>
+      <w:r>
+        <w:rPr>
+          <w:rFonts w:ascii="Gentium" w:hAnsi="Gentium" w:cs="Gentium"/>
+          <w:i/>
+          <w:iCs/>
+          <w:color w:val="E36C0A" w:themeColor="accent6" w:themeShade="BF"/>
+          <w:sz w:val="26"/>
+          <w:szCs w:val="26"/>
+          <w:u w:color="00B050"/>
+        </w:rPr>
+        <w:t>Ken Penner and Michael S. Heiser, “Old Testament Greek Pseudepigrapha with Morphology” (Lexham Press, 2008)</w:t>
+      </w:r>
+      <w:r>
+        <w:rPr>
+          <w:rFonts w:ascii="Gentium" w:hAnsi="Gentium" w:cs="Gentium"/>
+          <w:i/>
+          <w:iCs/>
+          <w:color w:val="E36C0A" w:themeColor="accent6" w:themeShade="BF"/>
+          <w:sz w:val="26"/>
+          <w:szCs w:val="26"/>
+          <w:u w:color="00B050"/>
+        </w:rPr>
+        <w:t>.]</w:t>
+      </w:r>
+    </w:p>
+    <w:p>
+      <w:pPr>
+        <w:suppressAutoHyphens/>
+        <w:spacing w:before="120"/>
+        <w:jc w:val="both"/>
+        <w:rPr>
+          <w:rFonts w:ascii="Gentium" w:hAnsi="Gentium" w:cs="Gentium"/>
+          <w:i/>
+          <w:iCs/>
+          <w:noProof/>
+          <w:color w:val="7030A0"/>
+          <w:sz w:val="28"/>
+          <w:szCs w:val="28"/>
+        </w:rPr>
+      </w:pPr>
+      <w:r>
+        <w:rPr>
+          <w:rFonts w:ascii="Gentium" w:hAnsi="Gentium" w:cs="Gentium"/>
+          <w:i/>
+          <w:iCs/>
+          <w:noProof/>
+          <w:color w:val="7030A0"/>
+          <w:sz w:val="28"/>
+          <w:szCs w:val="28"/>
+        </w:rPr>
+        <w:t>πλὴν καὶ ὁ μακάριος Παῦλος σπανίως ἐχρήσατό τισιν ἐξ ἀποκρύφων χρήσεσιν, ὡς ὅταν … ἐν τῇ πρὸς Ἐφεσίους ἐκ τῶν Ἰερεμίου λεγομένων ἀποκρύφων</w:t>
+      </w:r>
+      <w:r>
+        <w:rPr>
+          <w:rFonts w:ascii="Gentium" w:hAnsi="Gentium" w:cs="Gentium"/>
+          <w:i/>
+          <w:iCs/>
+          <w:noProof/>
+          <w:color w:val="7030A0"/>
+          <w:sz w:val="28"/>
+          <w:szCs w:val="28"/>
+        </w:rPr>
+        <w:t>·</w:t>
+      </w:r>
+      <w:r>
+        <w:rPr>
+          <w:rFonts w:ascii="Gentium" w:hAnsi="Gentium" w:cs="Gentium"/>
+          <w:i/>
+          <w:iCs/>
+          <w:noProof/>
+          <w:color w:val="7030A0"/>
+          <w:sz w:val="28"/>
+          <w:szCs w:val="28"/>
+        </w:rPr>
+        <w:t xml:space="preserve"> </w:t>
+      </w:r>
+      <w:r>
+        <w:rPr>
+          <w:rFonts w:ascii="Gentium" w:hAnsi="Gentium" w:cs="Gentium"/>
+          <w:i/>
+          <w:iCs/>
+          <w:noProof/>
+          <w:color w:val="7030A0"/>
+          <w:sz w:val="28"/>
+          <w:szCs w:val="28"/>
+        </w:rPr>
+        <w:t>ἔγειρε ὁ καθεύδων καὶ ἀνάστα ἐκ τῶν νεκρῶν, καὶ ἐπιφαύσει σοι ὁ Χριστός.</w:t>
+      </w:r>
+    </w:p>
+    <w:p>
+      <w:pPr>
+        <w:keepNext/>
+        <w:widowControl w:val="0"/>
+        <w:suppressAutoHyphens/>
+        <w:spacing w:before="120"/>
+        <w:jc w:val="center"/>
+        <w:rPr>
+          <w:rFonts w:ascii="Gentium" w:hAnsi="Gentium" w:cs="Gentium"/>
+          <w:b/>
+          <w:bCs/>
+          <w:i/>
+          <w:iCs/>
+          <w:sz w:val="32"/>
+          <w:szCs w:val="32"/>
+          <w:u w:val="single" w:color="00B050"/>
+        </w:rPr>
+        <w:sectPr>
+          <w:type w:val="continuous"/>
+          <w:pgSz w:w="16838" w:h="11906" w:orient="landscape" w:code="9"/>
+          <w:pgMar w:top="1418" w:right="1418" w:bottom="1418" w:left="1418" w:header="709" w:footer="709" w:gutter="0"/>
+          <w:cols w:space="708"/>
+          <w:docGrid w:linePitch="360"/>
+        </w:sectPr>
+      </w:pPr>
+    </w:p>
+    <w:p>
+      <w:pPr>
+        <w:keepNext/>
+        <w:widowControl w:val="0"/>
+        <w:suppressAutoHyphens/>
+        <w:spacing w:before="120"/>
+        <w:jc w:val="center"/>
+        <w:rPr>
+          <w:rFonts w:ascii="Gentium" w:hAnsi="Gentium" w:cs="Gentium"/>
+          <w:b/>
+          <w:bCs/>
+          <w:i/>
+          <w:iCs/>
+          <w:sz w:val="32"/>
+          <w:szCs w:val="32"/>
+          <w:u w:val="single" w:color="00B050"/>
+        </w:rPr>
+      </w:pPr>
+      <w:r>
+        <w:rPr>
+          <w:rFonts w:ascii="Gentium" w:hAnsi="Gentium" w:cs="Gentium"/>
+          <w:b/>
+          <w:bCs/>
+          <w:i/>
+          <w:iCs/>
+          <w:sz w:val="32"/>
+          <w:szCs w:val="32"/>
+          <w:u w:val="single" w:color="00B050"/>
+        </w:rPr>
+        <w:t>Fragment 1</w:t>
+      </w:r>
+      <w:r>
+        <w:rPr>
+          <w:rFonts w:ascii="Gentium" w:hAnsi="Gentium" w:cs="Gentium"/>
+          <w:b/>
+          <w:bCs/>
+          <w:i/>
+          <w:iCs/>
+          <w:sz w:val="32"/>
+          <w:szCs w:val="32"/>
+          <w:u w:val="single" w:color="00B050"/>
+        </w:rPr>
+        <w:t xml:space="preserve">3 – Parisinus Graecus, Fol. 228r </w:t>
+      </w:r>
+    </w:p>
+    <w:p>
+      <w:pPr>
+        <w:keepNext/>
+        <w:widowControl w:val="0"/>
+        <w:suppressAutoHyphens/>
+        <w:spacing w:before="120"/>
+        <w:jc w:val="center"/>
+        <w:rPr>
+          <w:rFonts w:ascii="Gentium" w:hAnsi="Gentium" w:cs="Gentium"/>
+          <w:b/>
+          <w:bCs/>
+          <w:i/>
+          <w:iCs/>
+          <w:color w:val="E36C0A" w:themeColor="accent6" w:themeShade="BF"/>
+          <w:sz w:val="32"/>
+          <w:szCs w:val="32"/>
+          <w:u w:val="single" w:color="00B050"/>
+        </w:rPr>
+      </w:pPr>
+      <w:r>
+        <w:rPr>
+          <w:rFonts w:ascii="Gentium" w:hAnsi="Gentium" w:cs="Gentium"/>
+          <w:i/>
+          <w:iCs/>
+          <w:color w:val="E36C0A" w:themeColor="accent6" w:themeShade="BF"/>
+          <w:sz w:val="26"/>
+          <w:szCs w:val="26"/>
+          <w:u w:color="00B050"/>
+        </w:rPr>
+        <w:t>[</w:t>
+      </w:r>
+      <w:r>
+        <w:rPr>
+          <w:rFonts w:ascii="Gentium" w:hAnsi="Gentium" w:cs="Gentium"/>
+          <w:i/>
+          <w:iCs/>
+          <w:color w:val="E36C0A" w:themeColor="accent6" w:themeShade="BF"/>
+          <w:sz w:val="26"/>
+          <w:szCs w:val="26"/>
+          <w:u w:color="00B050"/>
+        </w:rPr>
+        <w:t>Ken Penner and Michael S. Heiser, “Old Testament Greek Pseudepigrapha with Morphology” (Lexham Press, 2008)</w:t>
+      </w:r>
+      <w:r>
+        <w:rPr>
+          <w:rFonts w:ascii="Gentium" w:hAnsi="Gentium" w:cs="Gentium"/>
+          <w:i/>
+          <w:iCs/>
+          <w:color w:val="E36C0A" w:themeColor="accent6" w:themeShade="BF"/>
+          <w:sz w:val="26"/>
+          <w:szCs w:val="26"/>
+          <w:u w:color="00B050"/>
+        </w:rPr>
+        <w:t>.]</w:t>
+      </w:r>
+    </w:p>
+    <w:p>
+      <w:pPr>
+        <w:suppressAutoHyphens/>
+        <w:spacing w:before="120"/>
+        <w:jc w:val="both"/>
+        <w:rPr>
+          <w:rFonts w:ascii="Gentium" w:hAnsi="Gentium" w:cs="Gentium"/>
+          <w:i/>
+          <w:iCs/>
+          <w:noProof/>
+          <w:color w:val="7030A0"/>
+          <w:sz w:val="28"/>
+          <w:szCs w:val="28"/>
+        </w:rPr>
+      </w:pPr>
+      <w:r>
+        <w:rPr>
+          <w:rFonts w:ascii="Gentium" w:hAnsi="Gentium" w:cs="Gentium"/>
+          <w:b/>
+          <w:bCs/>
+          <w:i/>
+          <w:iCs/>
+          <w:noProof/>
+          <w:color w:val="EE0000"/>
+          <w:sz w:val="28"/>
+          <w:szCs w:val="28"/>
+          <w:vertAlign w:val="superscript"/>
+        </w:rPr>
+        <w:t>228</w:t>
+      </w:r>
+      <w:r>
+        <w:rPr>
+          <w:rFonts w:ascii="Gentium" w:hAnsi="Gentium" w:cs="Gentium"/>
+          <w:i/>
+          <w:iCs/>
+          <w:noProof/>
+          <w:color w:val="EE0000"/>
+          <w:sz w:val="28"/>
+          <w:szCs w:val="28"/>
+        </w:rPr>
+        <w:t> </w:t>
+      </w:r>
+      <w:r>
+        <w:rPr>
+          <w:rFonts w:ascii="Gentium" w:hAnsi="Gentium" w:cs="Gentium"/>
+          <w:i/>
+          <w:iCs/>
+          <w:noProof/>
+          <w:color w:val="7030A0"/>
+          <w:sz w:val="28"/>
+          <w:szCs w:val="28"/>
+        </w:rPr>
+        <w:t>Ἐμφέρεται ἐν ἀποκρύφοις ὅτι Ἡλίας ὁ προφήτης εἶπε περὶ τοῦ Ἀντιχρίστου· οἷος μέλλῃ τότε φαίνεσθαι· ἡ κεφαλὴ αὐτοῦ φλὸξ πυρός· ὁ ὀφθαλμὸς αὐτοῦ ὁ δεξιὸς κέκραται αἵματος. Ὁ δὲ εὐώνυμος χαροπὸς ἔχων δύο κόρας, τὰ δὲ βλέφ[αρα] αὐτοῦ λευκά, τὸ δὲ χεῖλος αὐτοῦ τὸ κάτω μέγα· ὁ δεξιὸς αὐτοῦ μηρὸς λεπτός, καὶ οἱ πόδες αὐτοῦ πλατεῖς, τέθλασται δὲ ὁ μέγας δάκτυλος τοῦ ποδὸς αὐτοῦ.</w:t>
+      </w:r>
+    </w:p>
+    <w:p>
+      <w:pPr>
+        <w:keepNext/>
+        <w:widowControl w:val="0"/>
+        <w:suppressAutoHyphens/>
+        <w:spacing w:before="120"/>
+        <w:jc w:val="center"/>
+        <w:rPr>
+          <w:rFonts w:ascii="Gentium" w:hAnsi="Gentium" w:cs="Gentium"/>
+          <w:b/>
+          <w:bCs/>
+          <w:i/>
+          <w:iCs/>
+          <w:sz w:val="32"/>
+          <w:szCs w:val="32"/>
+          <w:u w:val="single" w:color="00B050"/>
+        </w:rPr>
+        <w:sectPr>
+          <w:type w:val="continuous"/>
+          <w:pgSz w:w="16838" w:h="11906" w:orient="landscape" w:code="9"/>
+          <w:pgMar w:top="1418" w:right="1418" w:bottom="1418" w:left="1418" w:header="709" w:footer="709" w:gutter="0"/>
+          <w:cols w:space="708"/>
+          <w:docGrid w:linePitch="360"/>
+        </w:sectPr>
+      </w:pPr>
+    </w:p>
+    <w:p>
+      <w:pPr>
+        <w:keepNext/>
+        <w:widowControl w:val="0"/>
+        <w:suppressAutoHyphens/>
+        <w:jc w:val="center"/>
+        <w:rPr>
+          <w:rFonts w:ascii="Gentium" w:hAnsi="Gentium" w:cs="Gentium"/>
+          <w:b/>
+          <w:bCs/>
+          <w:i/>
+          <w:iCs/>
+          <w:sz w:val="32"/>
+          <w:szCs w:val="32"/>
+          <w:u w:val="single" w:color="00B050"/>
+        </w:rPr>
+      </w:pPr>
+      <w:r>
+        <w:rPr>
+          <w:rFonts w:ascii="Gentium" w:hAnsi="Gentium" w:cs="Gentium"/>
+          <w:b/>
+          <w:bCs/>
+          <w:i/>
+          <w:iCs/>
+          <w:sz w:val="32"/>
+          <w:szCs w:val="32"/>
+          <w:u w:val="single" w:color="00B050"/>
+        </w:rPr>
+        <w:lastRenderedPageBreak/>
+        <w:t>Fragment 1</w:t>
+      </w:r>
+      <w:r>
+        <w:rPr>
+          <w:rFonts w:ascii="Gentium" w:hAnsi="Gentium" w:cs="Gentium"/>
+          <w:b/>
+          <w:bCs/>
+          <w:i/>
+          <w:iCs/>
+          <w:sz w:val="32"/>
+          <w:szCs w:val="32"/>
+          <w:u w:val="single" w:color="00B050"/>
+        </w:rPr>
+        <w:t xml:space="preserve">4 – </w:t>
+      </w:r>
+      <w:r>
+        <w:rPr>
+          <w:rFonts w:ascii="Gentium" w:hAnsi="Gentium" w:cs="Gentium"/>
+          <w:b/>
+          <w:bCs/>
+          <w:i/>
+          <w:iCs/>
+          <w:sz w:val="32"/>
+          <w:szCs w:val="32"/>
+          <w:u w:val="single" w:color="00B050"/>
+        </w:rPr>
+        <w:t>H</w:t>
+      </w:r>
+      <w:r>
+        <w:rPr>
+          <w:rFonts w:ascii="Gentium" w:hAnsi="Gentium" w:cs="Gentium"/>
+          <w:b/>
+          <w:bCs/>
+          <w:i/>
+          <w:iCs/>
+          <w:sz w:val="32"/>
+          <w:szCs w:val="32"/>
+          <w:u w:val="single" w:color="00B050"/>
+        </w:rPr>
+        <w:t xml:space="preserve">ippolytus, </w:t>
+      </w:r>
+      <w:r>
+        <w:rPr>
+          <w:rFonts w:ascii="Gentium" w:hAnsi="Gentium" w:cs="Gentium"/>
+          <w:b/>
+          <w:bCs/>
+          <w:i/>
+          <w:iCs/>
+          <w:sz w:val="32"/>
+          <w:szCs w:val="32"/>
+          <w:u w:val="single" w:color="00B050"/>
+        </w:rPr>
+        <w:t>O</w:t>
+      </w:r>
+      <w:r>
+        <w:rPr>
+          <w:rFonts w:ascii="Gentium" w:hAnsi="Gentium" w:cs="Gentium"/>
+          <w:b/>
+          <w:bCs/>
+          <w:i/>
+          <w:iCs/>
+          <w:sz w:val="32"/>
+          <w:szCs w:val="32"/>
+          <w:u w:val="single" w:color="00B050"/>
+        </w:rPr>
+        <w:t xml:space="preserve">n </w:t>
+      </w:r>
+      <w:r>
+        <w:rPr>
+          <w:rFonts w:ascii="Gentium" w:hAnsi="Gentium" w:cs="Gentium"/>
+          <w:b/>
+          <w:bCs/>
+          <w:i/>
+          <w:iCs/>
+          <w:sz w:val="32"/>
+          <w:szCs w:val="32"/>
+          <w:u w:val="single" w:color="00B050"/>
+        </w:rPr>
+        <w:t>C</w:t>
+      </w:r>
+      <w:r>
+        <w:rPr>
+          <w:rFonts w:ascii="Gentium" w:hAnsi="Gentium" w:cs="Gentium"/>
+          <w:b/>
+          <w:bCs/>
+          <w:i/>
+          <w:iCs/>
+          <w:sz w:val="32"/>
+          <w:szCs w:val="32"/>
+          <w:u w:val="single" w:color="00B050"/>
+        </w:rPr>
+        <w:t xml:space="preserve">hrist and </w:t>
+      </w:r>
+      <w:r>
+        <w:rPr>
+          <w:rFonts w:ascii="Gentium" w:hAnsi="Gentium" w:cs="Gentium"/>
+          <w:b/>
+          <w:bCs/>
+          <w:i/>
+          <w:iCs/>
+          <w:sz w:val="32"/>
+          <w:szCs w:val="32"/>
+          <w:u w:val="single" w:color="00B050"/>
+        </w:rPr>
+        <w:t>A</w:t>
+      </w:r>
+      <w:r>
+        <w:rPr>
+          <w:rFonts w:ascii="Gentium" w:hAnsi="Gentium" w:cs="Gentium"/>
+          <w:b/>
+          <w:bCs/>
+          <w:i/>
+          <w:iCs/>
+          <w:sz w:val="32"/>
+          <w:szCs w:val="32"/>
+          <w:u w:val="single" w:color="00B050"/>
+        </w:rPr>
+        <w:t xml:space="preserve">ntichrist, </w:t>
+      </w:r>
+      <w:r>
+        <w:rPr>
+          <w:rFonts w:ascii="Gentium" w:hAnsi="Gentium" w:cs="Gentium"/>
+          <w:b/>
+          <w:bCs/>
+          <w:i/>
+          <w:iCs/>
+          <w:sz w:val="32"/>
+          <w:szCs w:val="32"/>
+          <w:u w:val="single" w:color="00B050"/>
+        </w:rPr>
+        <w:t>1</w:t>
+      </w:r>
+      <w:r>
+        <w:rPr>
+          <w:rFonts w:ascii="Gentium" w:hAnsi="Gentium" w:cs="Gentium"/>
+          <w:b/>
+          <w:bCs/>
+          <w:i/>
+          <w:iCs/>
+          <w:sz w:val="32"/>
+          <w:szCs w:val="32"/>
+          <w:u w:val="single" w:color="00B050"/>
+        </w:rPr>
+        <w:t>5</w:t>
+      </w:r>
+    </w:p>
+    <w:p>
+      <w:pPr>
+        <w:keepNext/>
+        <w:widowControl w:val="0"/>
+        <w:suppressAutoHyphens/>
+        <w:spacing w:before="60"/>
+        <w:jc w:val="center"/>
+        <w:rPr>
+          <w:rFonts w:ascii="Gentium" w:hAnsi="Gentium" w:cs="Gentium"/>
+          <w:b/>
+          <w:bCs/>
+          <w:i/>
+          <w:iCs/>
+          <w:color w:val="E36C0A" w:themeColor="accent6" w:themeShade="BF"/>
+          <w:sz w:val="32"/>
+          <w:szCs w:val="32"/>
+          <w:u w:val="single" w:color="00B050"/>
+        </w:rPr>
+      </w:pPr>
+      <w:r>
+        <w:rPr>
+          <w:rFonts w:ascii="Gentium" w:hAnsi="Gentium" w:cs="Gentium"/>
+          <w:i/>
+          <w:iCs/>
+          <w:color w:val="E36C0A" w:themeColor="accent6" w:themeShade="BF"/>
+          <w:sz w:val="26"/>
+          <w:szCs w:val="26"/>
+          <w:u w:color="00B050"/>
+        </w:rPr>
+        <w:t>[</w:t>
+      </w:r>
+      <w:r>
+        <w:rPr>
+          <w:rFonts w:ascii="Gentium" w:hAnsi="Gentium" w:cs="Gentium"/>
+          <w:i/>
+          <w:iCs/>
+          <w:color w:val="E36C0A" w:themeColor="accent6" w:themeShade="BF"/>
+          <w:sz w:val="26"/>
+          <w:szCs w:val="26"/>
+          <w:u w:color="00B050"/>
+        </w:rPr>
+        <w:t>Ken Penner and Michael S. Heiser, “Old Testament Greek Pseudepigrapha with Morphology” (Lexham Press, 2008)</w:t>
+      </w:r>
+      <w:r>
+        <w:rPr>
+          <w:rFonts w:ascii="Gentium" w:hAnsi="Gentium" w:cs="Gentium"/>
+          <w:i/>
+          <w:iCs/>
+          <w:color w:val="E36C0A" w:themeColor="accent6" w:themeShade="BF"/>
+          <w:sz w:val="26"/>
+          <w:szCs w:val="26"/>
+          <w:u w:color="00B050"/>
+        </w:rPr>
+        <w:t>.]</w:t>
+      </w:r>
+    </w:p>
+    <w:p>
+      <w:pPr>
+        <w:suppressAutoHyphens/>
+        <w:spacing w:before="60"/>
+        <w:jc w:val="both"/>
+        <w:rPr>
+          <w:rFonts w:ascii="Gentium" w:hAnsi="Gentium" w:cs="Gentium"/>
+          <w:i/>
+          <w:iCs/>
+          <w:noProof/>
+          <w:color w:val="7030A0"/>
+          <w:sz w:val="28"/>
+          <w:szCs w:val="28"/>
+        </w:rPr>
+      </w:pPr>
+      <w:r>
+        <w:rPr>
+          <w:rFonts w:ascii="Gentium" w:hAnsi="Gentium" w:cs="Gentium"/>
+          <w:b/>
+          <w:bCs/>
+          <w:i/>
+          <w:iCs/>
+          <w:noProof/>
+          <w:color w:val="EE0000"/>
+          <w:sz w:val="28"/>
+          <w:szCs w:val="28"/>
+          <w:vertAlign w:val="superscript"/>
+        </w:rPr>
+        <w:t>15</w:t>
+      </w:r>
+      <w:r>
+        <w:rPr>
+          <w:rFonts w:ascii="Gentium" w:hAnsi="Gentium" w:cs="Gentium"/>
+          <w:i/>
+          <w:iCs/>
+          <w:noProof/>
+          <w:color w:val="EE0000"/>
+          <w:sz w:val="28"/>
+          <w:szCs w:val="28"/>
+        </w:rPr>
+        <w:t> </w:t>
+      </w:r>
+      <w:r>
+        <w:rPr>
+          <w:rFonts w:ascii="Gentium" w:hAnsi="Gentium" w:cs="Gentium"/>
+          <w:i/>
+          <w:iCs/>
+          <w:noProof/>
+          <w:color w:val="7030A0"/>
+          <w:sz w:val="28"/>
+          <w:szCs w:val="28"/>
+        </w:rPr>
+        <w:t>λέγει δὲ καὶ ἕτερος προφήτης· συνάξει πᾶσαν δύναμιν αὐτοῦ ἀπὸ ἡλίου ἀνατολῶν μέχρις ἡλίου δυσμῶν· οὓς κεκλήκει καὶ οὓς οὐ κεκλήκει πορεύσονται μετʼ αὐτοῦ· λευκανεῖ τὴν θάλασσαν ἀπὸ τῶν ἱστίων τῶν πλοίων αὐτοῦ καὶ μελανεῖ τὸ πεδίον ἀπὸ τῶν θυρεῶν καὶ τῶν ὅπλων· καὶ πᾶς ὃς ἂν συναντήσει αὐτῷ ἐν πολέμῳ, ἐν μαχαίρᾳ πεσεῖται.</w:t>
+      </w:r>
+    </w:p>
+    <w:p>
+      <w:pPr>
+        <w:keepNext/>
+        <w:widowControl w:val="0"/>
+        <w:suppressAutoHyphens/>
+        <w:spacing w:before="120"/>
+        <w:jc w:val="center"/>
+        <w:rPr>
+          <w:rFonts w:ascii="Gentium" w:hAnsi="Gentium" w:cs="Gentium"/>
+          <w:b/>
+          <w:bCs/>
+          <w:i/>
+          <w:iCs/>
+          <w:sz w:val="32"/>
+          <w:szCs w:val="32"/>
+          <w:u w:val="single" w:color="00B050"/>
+        </w:rPr>
+        <w:sectPr>
+          <w:type w:val="continuous"/>
+          <w:pgSz w:w="16838" w:h="11906" w:orient="landscape" w:code="9"/>
+          <w:pgMar w:top="1418" w:right="1418" w:bottom="1418" w:left="1418" w:header="709" w:footer="709" w:gutter="0"/>
+          <w:cols w:space="708"/>
+          <w:docGrid w:linePitch="360"/>
+        </w:sectPr>
+      </w:pPr>
+    </w:p>
+    <w:p>
+      <w:pPr>
+        <w:keepNext/>
+        <w:widowControl w:val="0"/>
+        <w:suppressAutoHyphens/>
+        <w:spacing w:before="120"/>
+        <w:jc w:val="center"/>
+        <w:rPr>
+          <w:rFonts w:ascii="Gentium" w:hAnsi="Gentium" w:cs="Gentium"/>
+          <w:b/>
+          <w:bCs/>
+          <w:i/>
+          <w:iCs/>
+          <w:sz w:val="32"/>
+          <w:szCs w:val="32"/>
+          <w:u w:val="single" w:color="00B050"/>
+        </w:rPr>
+      </w:pPr>
+      <w:r>
+        <w:rPr>
+          <w:rFonts w:ascii="Gentium" w:hAnsi="Gentium" w:cs="Gentium"/>
+          <w:b/>
+          <w:bCs/>
+          <w:i/>
+          <w:iCs/>
+          <w:sz w:val="32"/>
+          <w:szCs w:val="32"/>
+          <w:u w:val="single" w:color="00B050"/>
+        </w:rPr>
+        <w:t>Fragment 1</w:t>
+      </w:r>
+      <w:r>
+        <w:rPr>
+          <w:rFonts w:ascii="Gentium" w:hAnsi="Gentium" w:cs="Gentium"/>
+          <w:b/>
+          <w:bCs/>
+          <w:i/>
+          <w:iCs/>
+          <w:sz w:val="32"/>
+          <w:szCs w:val="32"/>
+          <w:u w:val="single" w:color="00B050"/>
+        </w:rPr>
+        <w:t xml:space="preserve">5 – </w:t>
+      </w:r>
+      <w:r>
+        <w:rPr>
+          <w:rFonts w:ascii="Gentium" w:hAnsi="Gentium" w:cs="Gentium"/>
+          <w:b/>
+          <w:bCs/>
+          <w:i/>
+          <w:iCs/>
+          <w:sz w:val="32"/>
+          <w:szCs w:val="32"/>
+          <w:u w:val="single" w:color="00B050"/>
+        </w:rPr>
+        <w:t>H</w:t>
+      </w:r>
+      <w:r>
+        <w:rPr>
+          <w:rFonts w:ascii="Gentium" w:hAnsi="Gentium" w:cs="Gentium"/>
+          <w:b/>
+          <w:bCs/>
+          <w:i/>
+          <w:iCs/>
+          <w:sz w:val="32"/>
+          <w:szCs w:val="32"/>
+          <w:u w:val="single" w:color="00B050"/>
+        </w:rPr>
+        <w:t xml:space="preserve">ippolytus, </w:t>
+      </w:r>
+      <w:r>
+        <w:rPr>
+          <w:rFonts w:ascii="Gentium" w:hAnsi="Gentium" w:cs="Gentium"/>
+          <w:b/>
+          <w:bCs/>
+          <w:i/>
+          <w:iCs/>
+          <w:sz w:val="32"/>
+          <w:szCs w:val="32"/>
+          <w:u w:val="single" w:color="00B050"/>
+        </w:rPr>
+        <w:t>O</w:t>
+      </w:r>
+      <w:r>
+        <w:rPr>
+          <w:rFonts w:ascii="Gentium" w:hAnsi="Gentium" w:cs="Gentium"/>
+          <w:b/>
+          <w:bCs/>
+          <w:i/>
+          <w:iCs/>
+          <w:sz w:val="32"/>
+          <w:szCs w:val="32"/>
+          <w:u w:val="single" w:color="00B050"/>
+        </w:rPr>
+        <w:t xml:space="preserve">n </w:t>
+      </w:r>
+      <w:r>
+        <w:rPr>
+          <w:rFonts w:ascii="Gentium" w:hAnsi="Gentium" w:cs="Gentium"/>
+          <w:b/>
+          <w:bCs/>
+          <w:i/>
+          <w:iCs/>
+          <w:sz w:val="32"/>
+          <w:szCs w:val="32"/>
+          <w:u w:val="single" w:color="00B050"/>
+        </w:rPr>
+        <w:t>C</w:t>
+      </w:r>
+      <w:r>
+        <w:rPr>
+          <w:rFonts w:ascii="Gentium" w:hAnsi="Gentium" w:cs="Gentium"/>
+          <w:b/>
+          <w:bCs/>
+          <w:i/>
+          <w:iCs/>
+          <w:sz w:val="32"/>
+          <w:szCs w:val="32"/>
+          <w:u w:val="single" w:color="00B050"/>
+        </w:rPr>
+        <w:t xml:space="preserve">hrist and </w:t>
+      </w:r>
+      <w:r>
+        <w:rPr>
+          <w:rFonts w:ascii="Gentium" w:hAnsi="Gentium" w:cs="Gentium"/>
+          <w:b/>
+          <w:bCs/>
+          <w:i/>
+          <w:iCs/>
+          <w:sz w:val="32"/>
+          <w:szCs w:val="32"/>
+          <w:u w:val="single" w:color="00B050"/>
+        </w:rPr>
+        <w:t>A</w:t>
+      </w:r>
+      <w:r>
+        <w:rPr>
+          <w:rFonts w:ascii="Gentium" w:hAnsi="Gentium" w:cs="Gentium"/>
+          <w:b/>
+          <w:bCs/>
+          <w:i/>
+          <w:iCs/>
+          <w:sz w:val="32"/>
+          <w:szCs w:val="32"/>
+          <w:u w:val="single" w:color="00B050"/>
+        </w:rPr>
+        <w:t xml:space="preserve">ntichrist, </w:t>
+      </w:r>
+      <w:r>
+        <w:rPr>
+          <w:rFonts w:ascii="Gentium" w:hAnsi="Gentium" w:cs="Gentium"/>
+          <w:b/>
+          <w:bCs/>
+          <w:i/>
+          <w:iCs/>
+          <w:sz w:val="32"/>
+          <w:szCs w:val="32"/>
+          <w:u w:val="single" w:color="00B050"/>
+        </w:rPr>
+        <w:t>54</w:t>
+      </w:r>
+    </w:p>
+    <w:p>
+      <w:pPr>
+        <w:keepNext/>
+        <w:widowControl w:val="0"/>
+        <w:suppressAutoHyphens/>
+        <w:spacing w:before="60"/>
+        <w:jc w:val="center"/>
+        <w:rPr>
+          <w:rFonts w:ascii="Gentium" w:hAnsi="Gentium" w:cs="Gentium"/>
+          <w:b/>
+          <w:bCs/>
+          <w:i/>
+          <w:iCs/>
+          <w:color w:val="E36C0A" w:themeColor="accent6" w:themeShade="BF"/>
+          <w:sz w:val="32"/>
+          <w:szCs w:val="32"/>
+          <w:u w:val="single" w:color="00B050"/>
+        </w:rPr>
+      </w:pPr>
+      <w:r>
+        <w:rPr>
+          <w:rFonts w:ascii="Gentium" w:hAnsi="Gentium" w:cs="Gentium"/>
+          <w:i/>
+          <w:iCs/>
+          <w:color w:val="E36C0A" w:themeColor="accent6" w:themeShade="BF"/>
+          <w:sz w:val="26"/>
+          <w:szCs w:val="26"/>
+          <w:u w:color="00B050"/>
+        </w:rPr>
+        <w:t>[</w:t>
+      </w:r>
+      <w:r>
+        <w:rPr>
+          <w:rFonts w:ascii="Gentium" w:hAnsi="Gentium" w:cs="Gentium"/>
+          <w:i/>
+          <w:iCs/>
+          <w:color w:val="E36C0A" w:themeColor="accent6" w:themeShade="BF"/>
+          <w:sz w:val="26"/>
+          <w:szCs w:val="26"/>
+          <w:u w:color="00B050"/>
+        </w:rPr>
+        <w:t>Ken Penner and Michael S. Heiser, “Old Testament Greek Pseudepigrapha with Morphology” (Lexham Press, 2008)</w:t>
+      </w:r>
+      <w:r>
+        <w:rPr>
+          <w:rFonts w:ascii="Gentium" w:hAnsi="Gentium" w:cs="Gentium"/>
+          <w:i/>
+          <w:iCs/>
+          <w:color w:val="E36C0A" w:themeColor="accent6" w:themeShade="BF"/>
+          <w:sz w:val="26"/>
+          <w:szCs w:val="26"/>
+          <w:u w:color="00B050"/>
+        </w:rPr>
+        <w:t>.]</w:t>
+      </w:r>
+    </w:p>
+    <w:p>
+      <w:pPr>
+        <w:suppressAutoHyphens/>
+        <w:spacing w:before="60"/>
+        <w:jc w:val="both"/>
+        <w:rPr>
+          <w:rFonts w:ascii="Gentium" w:hAnsi="Gentium" w:cs="Gentium"/>
+          <w:i/>
+          <w:iCs/>
+          <w:noProof/>
+          <w:color w:val="7030A0"/>
+          <w:sz w:val="28"/>
+          <w:szCs w:val="28"/>
+        </w:rPr>
+      </w:pPr>
+      <w:r>
+        <w:rPr>
+          <w:rFonts w:ascii="Gentium" w:hAnsi="Gentium" w:cs="Gentium"/>
+          <w:b/>
+          <w:bCs/>
+          <w:i/>
+          <w:iCs/>
+          <w:noProof/>
+          <w:color w:val="EE0000"/>
+          <w:sz w:val="28"/>
+          <w:szCs w:val="28"/>
+          <w:vertAlign w:val="superscript"/>
+        </w:rPr>
+        <w:t>54</w:t>
+      </w:r>
+      <w:r>
+        <w:rPr>
+          <w:rFonts w:ascii="Gentium" w:hAnsi="Gentium" w:cs="Gentium"/>
+          <w:i/>
+          <w:iCs/>
+          <w:noProof/>
+          <w:color w:val="EE0000"/>
+          <w:sz w:val="28"/>
+          <w:szCs w:val="28"/>
+        </w:rPr>
+        <w:t> </w:t>
+      </w:r>
+      <w:r>
+        <w:rPr>
+          <w:rFonts w:ascii="Gentium" w:hAnsi="Gentium" w:cs="Gentium"/>
+          <w:i/>
+          <w:iCs/>
+          <w:noProof/>
+          <w:color w:val="7030A0"/>
+          <w:sz w:val="28"/>
+          <w:szCs w:val="28"/>
+        </w:rPr>
+        <w:t>οὗτος γὰρ προσκαλέσεται πάντα τὸν λαὸν πρὸς ἑαυτὸν ἐκ πάσης χώρας τῆς διασπορᾶς, ἰδιοποιούμενος αὐτοῦς ὡς ἴδια τέκνα, ἐπαγγελλόμενος αὐτοῖς ἀποκαταστήσειν τὴν χώραν καὶ ἀναστήσειν αὐτῶν τὴν βασιλείαν καὶ τὸν ναόν, ἵνα ὑπʼ αὐτῶν ὡς θεὸς προσκυνηθῇ, ὡς λέγει ὁ προφήτης· συνάξει πᾶσαν αὐτοῦ τὴν δύναμιν ἀπὸ ἡλίου ἀνατολῶν ἄχρι ἡλίου δυσμῶν, οὓς κεκλήκει καὶ οὓς οὐ κεκλήκει πορεύσονται μετʼ αὐτοῦ.</w:t>
+      </w:r>
+    </w:p>
+    <w:p>
+      <w:pPr>
+        <w:keepNext/>
+        <w:widowControl w:val="0"/>
+        <w:suppressAutoHyphens/>
+        <w:spacing w:before="120"/>
+        <w:jc w:val="center"/>
+        <w:rPr>
+          <w:rFonts w:ascii="Gentium" w:hAnsi="Gentium" w:cs="Gentium"/>
+          <w:b/>
+          <w:bCs/>
+          <w:i/>
+          <w:iCs/>
+          <w:sz w:val="32"/>
+          <w:szCs w:val="32"/>
+          <w:u w:val="single" w:color="00B050"/>
+        </w:rPr>
+        <w:sectPr>
+          <w:type w:val="continuous"/>
+          <w:pgSz w:w="16838" w:h="11906" w:orient="landscape" w:code="9"/>
+          <w:pgMar w:top="1418" w:right="1418" w:bottom="1418" w:left="1418" w:header="709" w:footer="709" w:gutter="0"/>
+          <w:cols w:space="708"/>
+          <w:docGrid w:linePitch="360"/>
+        </w:sectPr>
+      </w:pPr>
+    </w:p>
+    <w:p>
+      <w:pPr>
+        <w:keepNext/>
+        <w:widowControl w:val="0"/>
+        <w:suppressAutoHyphens/>
+        <w:jc w:val="center"/>
+        <w:rPr>
+          <w:rFonts w:ascii="Gentium" w:hAnsi="Gentium" w:cs="Gentium"/>
+          <w:b/>
+          <w:bCs/>
+          <w:i/>
+          <w:iCs/>
+          <w:sz w:val="32"/>
+          <w:szCs w:val="32"/>
+          <w:u w:val="single" w:color="00B050"/>
+        </w:rPr>
+      </w:pPr>
+      <w:r>
+        <w:rPr>
+          <w:rFonts w:ascii="Gentium" w:hAnsi="Gentium" w:cs="Gentium"/>
+          <w:b/>
+          <w:bCs/>
+          <w:i/>
+          <w:iCs/>
+          <w:sz w:val="32"/>
+          <w:szCs w:val="32"/>
+          <w:u w:val="single" w:color="00B050"/>
+        </w:rPr>
+        <w:t>Fragment 1</w:t>
+      </w:r>
+      <w:r>
+        <w:rPr>
+          <w:rFonts w:ascii="Gentium" w:hAnsi="Gentium" w:cs="Gentium"/>
+          <w:b/>
+          <w:bCs/>
+          <w:i/>
+          <w:iCs/>
+          <w:sz w:val="32"/>
+          <w:szCs w:val="32"/>
+          <w:u w:val="single" w:color="00B050"/>
+        </w:rPr>
+        <w:t xml:space="preserve">6 – </w:t>
+      </w:r>
+      <w:r>
+        <w:rPr>
+          <w:rFonts w:ascii="Gentium" w:hAnsi="Gentium" w:cs="Gentium"/>
+          <w:b/>
+          <w:bCs/>
+          <w:i/>
+          <w:iCs/>
+          <w:sz w:val="32"/>
+          <w:szCs w:val="32"/>
+          <w:u w:val="single" w:color="00B050"/>
+        </w:rPr>
+        <w:t xml:space="preserve">Epiphanius, </w:t>
+      </w:r>
+      <w:r>
+        <w:rPr>
+          <w:rFonts w:ascii="Gentium" w:hAnsi="Gentium" w:cs="Gentium"/>
+          <w:b/>
+          <w:bCs/>
+          <w:i/>
+          <w:iCs/>
+          <w:noProof/>
+          <w:sz w:val="32"/>
+          <w:szCs w:val="32"/>
+          <w:u w:val="single" w:color="00B050"/>
+          <w:lang w:val="la-Latn"/>
+        </w:rPr>
+        <w:t>Panarion</w:t>
+      </w:r>
+      <w:r>
+        <w:rPr>
+          <w:rFonts w:ascii="Gentium" w:hAnsi="Gentium" w:cs="Gentium"/>
+          <w:b/>
+          <w:bCs/>
+          <w:i/>
+          <w:iCs/>
+          <w:sz w:val="32"/>
+          <w:szCs w:val="32"/>
+          <w:u w:val="single" w:color="00B050"/>
+        </w:rPr>
+        <w:t xml:space="preserve"> </w:t>
+      </w:r>
+      <w:r>
+        <w:rPr>
+          <w:rFonts w:ascii="Gentium" w:hAnsi="Gentium" w:cs="Gentium"/>
+          <w:b/>
+          <w:bCs/>
+          <w:i/>
+          <w:iCs/>
+          <w:sz w:val="32"/>
+          <w:szCs w:val="32"/>
+          <w:u w:val="single" w:color="00B050"/>
+        </w:rPr>
+        <w:t>26</w:t>
+      </w:r>
+      <w:r>
+        <w:rPr>
+          <w:rFonts w:ascii="Gentium" w:hAnsi="Gentium" w:cs="Gentium"/>
+          <w:b/>
+          <w:bCs/>
+          <w:i/>
+          <w:iCs/>
+          <w:sz w:val="32"/>
+          <w:szCs w:val="32"/>
+          <w:u w:val="single" w:color="00B050"/>
+        </w:rPr>
+        <w:t>.1</w:t>
+      </w:r>
+      <w:r>
+        <w:rPr>
+          <w:rFonts w:ascii="Gentium" w:hAnsi="Gentium" w:cs="Gentium"/>
+          <w:b/>
+          <w:bCs/>
+          <w:i/>
+          <w:iCs/>
+          <w:sz w:val="32"/>
+          <w:szCs w:val="32"/>
+          <w:u w:val="single" w:color="00B050"/>
+        </w:rPr>
+        <w:t>3</w:t>
+      </w:r>
+      <w:r>
+        <w:rPr>
+          <w:rFonts w:ascii="Gentium" w:hAnsi="Gentium" w:cs="Gentium"/>
+          <w:b/>
+          <w:bCs/>
+          <w:i/>
+          <w:iCs/>
+          <w:sz w:val="32"/>
+          <w:szCs w:val="32"/>
+          <w:u w:val="single" w:color="00B050"/>
+        </w:rPr>
+        <w:t>.</w:t>
+      </w:r>
+      <w:r>
+        <w:rPr>
+          <w:rFonts w:ascii="Gentium" w:hAnsi="Gentium" w:cs="Gentium"/>
+          <w:b/>
+          <w:bCs/>
+          <w:i/>
+          <w:iCs/>
+          <w:sz w:val="32"/>
+          <w:szCs w:val="32"/>
+          <w:u w:val="single" w:color="00B050"/>
+        </w:rPr>
+        <w:t>228</w:t>
+      </w:r>
+    </w:p>
+    <w:p>
+      <w:pPr>
+        <w:keepNext/>
+        <w:widowControl w:val="0"/>
+        <w:suppressAutoHyphens/>
+        <w:spacing w:before="60"/>
+        <w:jc w:val="center"/>
+        <w:rPr>
+          <w:rFonts w:ascii="Gentium" w:hAnsi="Gentium" w:cs="Gentium"/>
+          <w:b/>
+          <w:bCs/>
+          <w:i/>
+          <w:iCs/>
+          <w:color w:val="E36C0A" w:themeColor="accent6" w:themeShade="BF"/>
+          <w:sz w:val="32"/>
+          <w:szCs w:val="32"/>
+          <w:u w:val="single" w:color="00B050"/>
+        </w:rPr>
+      </w:pPr>
+      <w:r>
+        <w:rPr>
+          <w:rFonts w:ascii="Gentium" w:hAnsi="Gentium" w:cs="Gentium"/>
+          <w:i/>
+          <w:iCs/>
+          <w:color w:val="E36C0A" w:themeColor="accent6" w:themeShade="BF"/>
+          <w:sz w:val="26"/>
+          <w:szCs w:val="26"/>
+          <w:u w:color="00B050"/>
+        </w:rPr>
+        <w:t>[</w:t>
+      </w:r>
+      <w:r>
+        <w:rPr>
+          <w:rFonts w:ascii="Gentium" w:hAnsi="Gentium" w:cs="Gentium"/>
+          <w:i/>
+          <w:iCs/>
+          <w:color w:val="E36C0A" w:themeColor="accent6" w:themeShade="BF"/>
+          <w:sz w:val="26"/>
+          <w:szCs w:val="26"/>
+          <w:u w:color="00B050"/>
+        </w:rPr>
+        <w:t>Epiphanius, Volume 1-3. Holl, Karl, editor. Leipzig: Hinrichs, 1915-1933</w:t>
+      </w:r>
+      <w:r>
+        <w:rPr>
+          <w:rFonts w:ascii="Gentium" w:hAnsi="Gentium" w:cs="Gentium"/>
+          <w:i/>
+          <w:iCs/>
+          <w:color w:val="E36C0A" w:themeColor="accent6" w:themeShade="BF"/>
+          <w:sz w:val="26"/>
+          <w:szCs w:val="26"/>
+          <w:u w:color="00B050"/>
+        </w:rPr>
+        <w:t>.]</w:t>
+      </w:r>
+    </w:p>
+    <w:p>
+      <w:pPr>
+        <w:suppressAutoHyphens/>
+        <w:spacing w:before="60"/>
+        <w:jc w:val="both"/>
+        <w:rPr>
+          <w:rFonts w:ascii="Gentium" w:hAnsi="Gentium" w:cs="Gentium"/>
+          <w:i/>
+          <w:iCs/>
+          <w:noProof/>
+          <w:color w:val="7030A0"/>
+          <w:sz w:val="28"/>
+          <w:szCs w:val="28"/>
+        </w:rPr>
+      </w:pPr>
+      <w:r>
+        <w:rPr>
+          <w:rFonts w:ascii="Gentium" w:hAnsi="Gentium" w:cs="Gentium"/>
+          <w:b/>
+          <w:bCs/>
+          <w:i/>
+          <w:iCs/>
+          <w:noProof/>
+          <w:color w:val="EE0000"/>
+          <w:sz w:val="28"/>
+          <w:szCs w:val="28"/>
+          <w:vertAlign w:val="superscript"/>
+        </w:rPr>
+        <w:t>228</w:t>
+      </w:r>
+      <w:r>
+        <w:rPr>
+          <w:rFonts w:ascii="Gentium" w:hAnsi="Gentium" w:cs="Gentium"/>
+          <w:i/>
+          <w:iCs/>
+          <w:noProof/>
+          <w:color w:val="EE0000"/>
+          <w:sz w:val="28"/>
+          <w:szCs w:val="28"/>
+        </w:rPr>
+        <w:t> </w:t>
+      </w:r>
+      <w:r>
+        <w:rPr>
+          <w:rFonts w:ascii="Gentium" w:hAnsi="Gentium" w:cs="Gentium"/>
+          <w:i/>
+          <w:iCs/>
+          <w:noProof/>
+          <w:color w:val="7030A0"/>
+          <w:sz w:val="28"/>
+          <w:szCs w:val="28"/>
+        </w:rPr>
+        <w:t>καὶ οὕτως ἐστὶ τὰ ληρώδη αὐτῶν καὶ μυθώδη, ὡς καὶ περὶ τοῦ ἁγίου Ἠλία τολμῶσι βλασφημεῖν καὶ λέγειν ὅτι, φησίν, ὅτε ἀνελήφθη, κατεβλήθη πάλιν εἰς τὸν κόσμον. ἦλθεν γάρ, φησίν, μία δαίμων καὶ ἐκράτησε καὶ εἶπεν αὐτῷ ὅτι ποῦ πορεύῃ</w:t>
+      </w:r>
+      <w:r>
+        <w:rPr>
+          <w:rFonts w:ascii="Gentium" w:hAnsi="Gentium" w:cs="Gentium"/>
+          <w:i/>
+          <w:iCs/>
+          <w:noProof/>
+          <w:color w:val="7030A0"/>
+          <w:sz w:val="28"/>
+          <w:szCs w:val="28"/>
+        </w:rPr>
+        <w:t>;</w:t>
+      </w:r>
+      <w:r>
+        <w:rPr>
+          <w:rFonts w:ascii="Gentium" w:hAnsi="Gentium" w:cs="Gentium"/>
+          <w:i/>
+          <w:iCs/>
+          <w:noProof/>
+          <w:color w:val="7030A0"/>
+          <w:sz w:val="28"/>
+          <w:szCs w:val="28"/>
+        </w:rPr>
+        <w:t xml:space="preserve"> ἔχω γὰρ τέκνα ἀπὸ σοῦ, καὶ οὐ δύνασαι ἀνελθεῖν καὶ ὧδε ἀφεῖναι τὰ τέκνα σου. καί, φησίν, λέγει· πόθεν ἔχεις τέκνα ἀπʼ ἐμοῦ καὶ ἐγὼ ἤμην ἐν ἁγνείᾳ</w:t>
+      </w:r>
+      <w:r>
+        <w:rPr>
+          <w:rFonts w:ascii="Gentium" w:hAnsi="Gentium" w:cs="Gentium"/>
+          <w:i/>
+          <w:iCs/>
+          <w:noProof/>
+          <w:color w:val="7030A0"/>
+          <w:sz w:val="28"/>
+          <w:szCs w:val="28"/>
+        </w:rPr>
+        <w:t>;</w:t>
+      </w:r>
+      <w:r>
+        <w:rPr>
+          <w:rFonts w:ascii="Gentium" w:hAnsi="Gentium" w:cs="Gentium"/>
+          <w:i/>
+          <w:iCs/>
+          <w:noProof/>
+          <w:color w:val="7030A0"/>
+          <w:sz w:val="28"/>
+          <w:szCs w:val="28"/>
+        </w:rPr>
+        <w:t xml:space="preserve"> λέγει, φησίν· ναί, ὅτε ἐνυπνίοις ἐνυπνιαζόμενος πολλάκις ἐν τῇ ἀπορροίᾳ τῶν σωμάτων ἐκενώθης, ἐγὼ ἤμην ἡ μεταλαβοῦσα ἀπὸ σοῦ τὰ σπέρματα καὶ γεννῶσα σοι υἱούς. πολλὴ δὲ μωρία τῶν τὰ τοιαῦτα λεγόντων.</w:t>
+      </w:r>
+    </w:p>
+    <w:p>
+      <w:pPr>
+        <w:keepNext/>
+        <w:widowControl w:val="0"/>
+        <w:suppressAutoHyphens/>
+        <w:spacing w:before="120"/>
+        <w:jc w:val="center"/>
+        <w:rPr>
+          <w:rFonts w:ascii="Gentium" w:hAnsi="Gentium" w:cs="Gentium"/>
+          <w:b/>
+          <w:bCs/>
+          <w:i/>
+          <w:iCs/>
+          <w:sz w:val="32"/>
+          <w:szCs w:val="32"/>
+          <w:u w:val="single" w:color="00B050"/>
+        </w:rPr>
+        <w:sectPr>
+          <w:type w:val="continuous"/>
+          <w:pgSz w:w="16838" w:h="11906" w:orient="landscape" w:code="9"/>
+          <w:pgMar w:top="1418" w:right="1418" w:bottom="1418" w:left="1418" w:header="709" w:footer="709" w:gutter="0"/>
+          <w:cols w:space="708"/>
+          <w:docGrid w:linePitch="360"/>
+        </w:sectPr>
+      </w:pPr>
+    </w:p>
+    <w:p>
+      <w:pPr>
+        <w:keepNext/>
+        <w:widowControl w:val="0"/>
+        <w:suppressAutoHyphens/>
+        <w:spacing w:before="120"/>
+        <w:jc w:val="center"/>
+        <w:rPr>
+          <w:rFonts w:ascii="Gentium" w:hAnsi="Gentium" w:cs="Gentium"/>
+          <w:b/>
+          <w:bCs/>
+          <w:i/>
+          <w:iCs/>
+          <w:sz w:val="32"/>
+          <w:szCs w:val="32"/>
+          <w:u w:val="single" w:color="00B050"/>
+        </w:rPr>
+      </w:pPr>
+      <w:r>
+        <w:rPr>
+          <w:rFonts w:ascii="Gentium" w:hAnsi="Gentium" w:cs="Gentium"/>
+          <w:b/>
+          <w:bCs/>
+          <w:i/>
+          <w:iCs/>
+          <w:sz w:val="32"/>
+          <w:szCs w:val="32"/>
+          <w:u w:val="single" w:color="00B050"/>
+        </w:rPr>
+        <w:t>Fragment 1</w:t>
+      </w:r>
+      <w:r>
+        <w:rPr>
+          <w:rFonts w:ascii="Gentium" w:hAnsi="Gentium" w:cs="Gentium"/>
+          <w:b/>
+          <w:bCs/>
+          <w:i/>
+          <w:iCs/>
+          <w:sz w:val="32"/>
+          <w:szCs w:val="32"/>
+          <w:u w:val="single" w:color="00B050"/>
+        </w:rPr>
+        <w:t xml:space="preserve"> (Chapter 5)</w:t>
+      </w:r>
+    </w:p>
+    <w:p>
+      <w:pPr>
+        <w:keepNext/>
+        <w:widowControl w:val="0"/>
+        <w:suppressAutoHyphens/>
+        <w:spacing w:before="60"/>
+        <w:jc w:val="center"/>
+        <w:rPr>
+          <w:rFonts w:ascii="Gentium" w:hAnsi="Gentium" w:cs="Gentium"/>
+          <w:b/>
+          <w:bCs/>
+          <w:i/>
+          <w:iCs/>
+          <w:color w:val="E36C0A" w:themeColor="accent6" w:themeShade="BF"/>
+          <w:sz w:val="32"/>
+          <w:szCs w:val="32"/>
+          <w:u w:val="single" w:color="00B050"/>
+        </w:rPr>
+      </w:pPr>
+      <w:r>
+        <w:rPr>
+          <w:rFonts w:ascii="Gentium" w:hAnsi="Gentium" w:cs="Gentium"/>
+          <w:i/>
+          <w:iCs/>
+          <w:color w:val="E36C0A" w:themeColor="accent6" w:themeShade="BF"/>
+          <w:sz w:val="26"/>
+          <w:szCs w:val="26"/>
+          <w:u w:color="00B050"/>
+        </w:rPr>
+        <w:t>[</w:t>
+      </w:r>
+      <w:r>
+        <w:rPr>
+          <w:rFonts w:ascii="Gentium" w:hAnsi="Gentium" w:cs="Gentium"/>
+          <w:i/>
+          <w:iCs/>
+          <w:color w:val="E36C0A" w:themeColor="accent6" w:themeShade="BF"/>
+          <w:sz w:val="26"/>
+          <w:szCs w:val="26"/>
+          <w:u w:color="00B050"/>
+        </w:rPr>
+        <w:t>Ken Penner and Michael S. Heiser, “Old Testament Greek Pseudepigrapha with Morphology” (Lexham Press, 2008)</w:t>
+      </w:r>
+      <w:r>
+        <w:rPr>
+          <w:rFonts w:ascii="Gentium" w:hAnsi="Gentium" w:cs="Gentium"/>
+          <w:i/>
+          <w:iCs/>
+          <w:color w:val="E36C0A" w:themeColor="accent6" w:themeShade="BF"/>
+          <w:sz w:val="26"/>
+          <w:szCs w:val="26"/>
+          <w:u w:color="00B050"/>
+        </w:rPr>
+        <w:t>.]</w:t>
+      </w:r>
+    </w:p>
+    <w:p>
+      <w:pPr>
+        <w:suppressAutoHyphens/>
+        <w:spacing w:before="60"/>
+        <w:rPr>
+          <w:rFonts w:ascii="Gentium" w:hAnsi="Gentium" w:cs="Gentium"/>
+          <w:i/>
+          <w:iCs/>
+          <w:noProof/>
+          <w:color w:val="7030A0"/>
+          <w:sz w:val="28"/>
+          <w:szCs w:val="28"/>
+        </w:rPr>
+      </w:pPr>
+      <w:r>
+        <w:rPr>
+          <w:rFonts w:ascii="Gentium" w:hAnsi="Gentium" w:cs="Gentium"/>
+          <w:b/>
+          <w:bCs/>
+          <w:i/>
+          <w:iCs/>
+          <w:noProof/>
+          <w:color w:val="EE0000"/>
+          <w:sz w:val="28"/>
+          <w:szCs w:val="28"/>
+          <w:vertAlign w:val="superscript"/>
+        </w:rPr>
+        <w:t>30</w:t>
+      </w:r>
+      <w:r>
+        <w:rPr>
+          <w:rFonts w:ascii="Gentium" w:hAnsi="Gentium" w:cs="Gentium"/>
+          <w:i/>
+          <w:iCs/>
+          <w:noProof/>
+          <w:color w:val="EE0000"/>
+          <w:sz w:val="28"/>
+          <w:szCs w:val="28"/>
+        </w:rPr>
+        <w:t> </w:t>
+      </w:r>
+      <w:r>
+        <w:rPr>
+          <w:rFonts w:ascii="Gentium" w:hAnsi="Gentium" w:cs="Gentium"/>
+          <w:i/>
+          <w:iCs/>
+          <w:noProof/>
+          <w:color w:val="7030A0"/>
+          <w:sz w:val="28"/>
+          <w:szCs w:val="28"/>
+        </w:rPr>
+        <w:t>[…]λωσσων […]ματα μερι[ … ] . α· ἐκεῖ μεν[ … ]. ς διὰ τον[ … ]αι. […]οστα</w:t>
+      </w:r>
+      <w:r>
+        <w:rPr>
+          <w:rFonts w:ascii="Gentium" w:hAnsi="Gentium" w:cs="Gentium"/>
+          <w:i/>
+          <w:iCs/>
+          <w:noProof/>
+          <w:color w:val="7030A0"/>
+          <w:sz w:val="28"/>
+          <w:szCs w:val="28"/>
+        </w:rPr>
+        <w:t xml:space="preserve"> </w:t>
+      </w:r>
+      <w:r>
+        <w:rPr>
+          <w:rFonts w:ascii="Gentium" w:hAnsi="Gentium" w:cs="Gentium"/>
+          <w:b/>
+          <w:bCs/>
+          <w:i/>
+          <w:iCs/>
+          <w:noProof/>
+          <w:color w:val="EE0000"/>
+          <w:sz w:val="28"/>
+          <w:szCs w:val="28"/>
+          <w:vertAlign w:val="superscript"/>
+        </w:rPr>
+        <w:t>31</w:t>
+      </w:r>
+      <w:r>
+        <w:rPr>
+          <w:rFonts w:ascii="Gentium" w:hAnsi="Gentium" w:cs="Gentium"/>
+          <w:i/>
+          <w:iCs/>
+          <w:noProof/>
+          <w:color w:val="EE0000"/>
+          <w:sz w:val="28"/>
+          <w:szCs w:val="28"/>
+        </w:rPr>
+        <w:t> </w:t>
+      </w:r>
+      <w:r>
+        <w:rPr>
+          <w:rFonts w:ascii="Gentium" w:hAnsi="Gentium" w:cs="Gentium"/>
+          <w:i/>
+          <w:iCs/>
+          <w:noProof/>
+          <w:color w:val="7030A0"/>
+          <w:sz w:val="28"/>
+          <w:szCs w:val="28"/>
+        </w:rPr>
+        <w:t xml:space="preserve">ποιμένας τοῦ λ[αοῦ. ἐπερωτήσει αὐτοὺς διὰ] τὴν νομὴν τ[ῶν προβάτων καὶ παραδοθήσονται] ἄνευ δόλου· </w:t>
+      </w:r>
+      <w:r>
+        <w:rPr>
+          <w:rFonts w:ascii="Gentium" w:hAnsi="Gentium" w:cs="Gentium"/>
+          <w:i/>
+          <w:iCs/>
+          <w:noProof/>
+          <w:color w:val="7030A0"/>
+          <w:sz w:val="28"/>
+          <w:szCs w:val="28"/>
+        </w:rPr>
+        <w:t xml:space="preserve"> </w:t>
+      </w:r>
+      <w:r>
+        <w:rPr>
+          <w:rFonts w:ascii="Gentium" w:hAnsi="Gentium" w:cs="Gentium"/>
+          <w:b/>
+          <w:bCs/>
+          <w:i/>
+          <w:iCs/>
+          <w:noProof/>
+          <w:color w:val="EE0000"/>
+          <w:sz w:val="28"/>
+          <w:szCs w:val="28"/>
+          <w:vertAlign w:val="superscript"/>
+        </w:rPr>
+        <w:t>32</w:t>
+      </w:r>
+      <w:r>
+        <w:rPr>
+          <w:rFonts w:ascii="Gentium" w:hAnsi="Gentium" w:cs="Gentium"/>
+          <w:i/>
+          <w:iCs/>
+          <w:noProof/>
+          <w:color w:val="EE0000"/>
+          <w:sz w:val="28"/>
+          <w:szCs w:val="28"/>
+        </w:rPr>
+        <w:t> </w:t>
+      </w:r>
+      <w:r>
+        <w:rPr>
+          <w:rFonts w:ascii="Gentium" w:hAnsi="Gentium" w:cs="Gentium"/>
+          <w:i/>
+          <w:iCs/>
+          <w:noProof/>
+          <w:color w:val="7030A0"/>
+          <w:sz w:val="28"/>
+          <w:szCs w:val="28"/>
+        </w:rPr>
+        <w:t>μ[ετὰ δὲ ταῦτα καταβήσονται] ὅ τε ἡλείας κ[αὶ ἑνωχ. ἀποθήσονται τὴν σάρκα τοῦ κόσμ[ο]υ [καὶ περιβαλοῦνται τὴν σάρκα π--ν--σ-- καταδιώ[ξουσιν τὸν υἱὸν τῆς ἀνομίας</w:t>
       </w:r>
     </w:p>
     <w:sectPr>
@@ -337,6 +4765,26 @@
       <w:lang w:eastAsia="en-US" w:bidi="ar-SA"/>
     </w:rPr>
   </w:style>
+  <w:style w:type="paragraph" w:styleId="Heading3">
+    <w:name w:val="heading 3"/>
+    <w:basedOn w:val="Normal"/>
+    <w:link w:val="Heading3Char"/>
+    <w:qFormat/>
+    <w:rsid w:val="00282823"/>
+    <w:pPr>
+      <w:spacing w:before="100" w:beforeAutospacing="1" w:after="100" w:afterAutospacing="1"/>
+      <w:outlineLvl w:val="2"/>
+    </w:pPr>
+    <w:rPr>
+      <w:rFonts w:ascii="Arial Unicode MS" w:eastAsia="Arial Unicode MS" w:hAnsi="Arial Unicode MS" w:cs="Arial Unicode MS"/>
+      <w:b/>
+      <w:bCs/>
+      <w:noProof/>
+      <w:sz w:val="27"/>
+      <w:szCs w:val="27"/>
+      <w:lang w:val="el-GR" w:bidi="he-IL"/>
+    </w:rPr>
+  </w:style>
   <w:style w:type="character" w:default="1" w:styleId="DefaultParagraphFont">
     <w:name w:val="Default Paragraph Font"/>
     <w:uiPriority w:val="1"/>
@@ -416,6 +4864,33 @@
     <w:rPr>
       <w:i/>
       <w:iCs/>
+    </w:rPr>
+  </w:style>
+  <w:style w:type="character" w:customStyle="1" w:styleId="Heading3Char">
+    <w:name w:val="Heading 3 Char"/>
+    <w:basedOn w:val="DefaultParagraphFont"/>
+    <w:link w:val="Heading3"/>
+    <w:rsid w:val="00282823"/>
+    <w:rPr>
+      <w:rFonts w:ascii="Arial Unicode MS" w:eastAsia="Arial Unicode MS" w:hAnsi="Arial Unicode MS" w:cs="Arial Unicode MS"/>
+      <w:b/>
+      <w:bCs/>
+      <w:noProof/>
+      <w:sz w:val="27"/>
+      <w:szCs w:val="27"/>
+      <w:lang w:val="el-GR" w:eastAsia="en-US"/>
+    </w:rPr>
+  </w:style>
+  <w:style w:type="character" w:styleId="UnresolvedMention">
+    <w:name w:val="Unresolved Mention"/>
+    <w:basedOn w:val="DefaultParagraphFont"/>
+    <w:uiPriority w:val="99"/>
+    <w:semiHidden/>
+    <w:unhideWhenUsed/>
+    <w:rsid w:val="00731FE4"/>
+    <w:rPr>
+      <w:color w:val="605E5C"/>
+      <w:shd w:val="clear" w:color="auto" w:fill="E1DFDD"/>
     </w:rPr>
   </w:style>
 </w:styles>
